--- a/02. NET/0.2 RESTFUL .NET/01. UML/01. ERS/ERS_Conversion_RESTFUL_DOTNET_GR07.docx
+++ b/02. NET/0.2 RESTFUL .NET/01. UML/01. ERS/ERS_Conversion_RESTFUL_DOTNET_GR07.docx
@@ -14979,15 +14979,12 @@
       <w:r>
         <w:rPr>
           <w:noProof/>
-          <w:szCs w:val="24"/>
-          <w:lang w:val="es-EC" w:eastAsia="es-EC"/>
-        </w:rPr>
-        <w:lastRenderedPageBreak/>
+        </w:rPr>
         <w:drawing>
-          <wp:inline distT="0" distB="0" distL="0" distR="0" wp14:anchorId="70093D1D" wp14:editId="319A6AEE">
-            <wp:extent cx="5988050" cy="5781675"/>
-            <wp:effectExtent l="0" t="0" r="0" b="9525"/>
-            <wp:docPr id="16" name="Imagen 16"/>
+          <wp:inline distT="0" distB="0" distL="0" distR="0" wp14:anchorId="1A37A335" wp14:editId="1D5C10AE">
+            <wp:extent cx="5988050" cy="4966970"/>
+            <wp:effectExtent l="0" t="0" r="0" b="5080"/>
+            <wp:docPr id="7" name="Imagen 7"/>
             <wp:cNvGraphicFramePr>
               <a:graphicFrameLocks xmlns:a="http://schemas.openxmlformats.org/drawingml/2006/main" noChangeAspect="1"/>
             </wp:cNvGraphicFramePr>
@@ -14995,23 +14992,36 @@
               <a:graphicData uri="http://schemas.openxmlformats.org/drawingml/2006/picture">
                 <pic:pic xmlns:pic="http://schemas.openxmlformats.org/drawingml/2006/picture">
                   <pic:nvPicPr>
-                    <pic:cNvPr id="1" name=""/>
-                    <pic:cNvPicPr/>
+                    <pic:cNvPr id="0" name="Picture 1"/>
+                    <pic:cNvPicPr>
+                      <a:picLocks noChangeAspect="1" noChangeArrowheads="1"/>
+                    </pic:cNvPicPr>
                   </pic:nvPicPr>
                   <pic:blipFill>
-                    <a:blip r:embed="rId13"/>
+                    <a:blip r:embed="rId13">
+                      <a:extLst>
+                        <a:ext uri="{28A0092B-C50C-407E-A947-70E740481C1C}">
+                          <a14:useLocalDpi xmlns:a14="http://schemas.microsoft.com/office/drawing/2010/main" val="0"/>
+                        </a:ext>
+                      </a:extLst>
+                    </a:blip>
+                    <a:srcRect/>
                     <a:stretch>
                       <a:fillRect/>
                     </a:stretch>
                   </pic:blipFill>
-                  <pic:spPr>
+                  <pic:spPr bwMode="auto">
                     <a:xfrm>
                       <a:off x="0" y="0"/>
-                      <a:ext cx="5988050" cy="5781675"/>
+                      <a:ext cx="5988050" cy="4966970"/>
                     </a:xfrm>
                     <a:prstGeom prst="rect">
                       <a:avLst/>
                     </a:prstGeom>
+                    <a:noFill/>
+                    <a:ln>
+                      <a:noFill/>
+                    </a:ln>
                   </pic:spPr>
                 </pic:pic>
               </a:graphicData>
@@ -15061,6 +15071,7 @@
           <w:noProof/>
           <w:lang w:val="es-EC" w:eastAsia="es-EC"/>
         </w:rPr>
+        <w:lastRenderedPageBreak/>
         <mc:AlternateContent>
           <mc:Choice Requires="wps">
             <w:drawing>
@@ -15195,7 +15206,6 @@
     </w:p>
     <w:p>
       <w:r>
-        <w:lastRenderedPageBreak/>
         <w:t>• Windows Forms</w:t>
       </w:r>
     </w:p>
@@ -15317,7 +15327,11 @@
     </w:p>
     <w:p>
       <w:r>
-        <w:t>Los usuarios del sistema de conversión de unidades de longitud, masa y temperatura están conformados principalmente por estudiantes, docentes, personal técnico y usuarios en general que requieren realizar conversiones rápidas, precisas y confiables entre diferentes unidades de medida.</w:t>
+        <w:t xml:space="preserve">Los usuarios del sistema de conversión de unidades de longitud, masa y temperatura están conformados principalmente por estudiantes, docentes, personal técnico y usuarios </w:t>
+      </w:r>
+      <w:r>
+        <w:lastRenderedPageBreak/>
+        <w:t>en general que requieren realizar conversiones rápidas, precisas y confiables entre diferentes unidades de medida.</w:t>
       </w:r>
     </w:p>
     <w:p>
@@ -15354,7 +15368,6 @@
     <w:p/>
     <w:p>
       <w:r>
-        <w:lastRenderedPageBreak/>
         <w:t>No se requiere experiencia previa en programación ni conocimientos avanzados de matemáticas, debido a que el sistema automatiza completamente las operaciones de conversión mediante una API REST desarrollada en .NET.</w:t>
       </w:r>
     </w:p>
@@ -15580,6 +15593,7 @@
                 <w:szCs w:val="24"/>
                 <w:lang w:val="es-EC" w:eastAsia="es-EC"/>
               </w:rPr>
+              <w:lastRenderedPageBreak/>
               <w:t>Tipo de usuario</w:t>
             </w:r>
           </w:p>
@@ -15840,7 +15854,6 @@
       </w:pPr>
       <w:bookmarkStart w:id="30" w:name="_Toc221056211"/>
       <w:r>
-        <w:lastRenderedPageBreak/>
         <w:t xml:space="preserve">Tabla </w:t>
       </w:r>
       <w:r>
@@ -17031,6 +17044,7 @@
         <w:rPr>
           <w:lang w:val="es-MX"/>
         </w:rPr>
+        <w:lastRenderedPageBreak/>
         <w:t>• Cliente Móvil .NET MAUI</w:t>
       </w:r>
     </w:p>
@@ -17228,86 +17242,92 @@
         <w:rPr>
           <w:lang w:val="es-MX"/>
         </w:rPr>
+        <w:t>• Windows Forms</w:t>
+      </w:r>
+    </w:p>
+    <w:p>
+      <w:pPr>
+        <w:rPr>
+          <w:lang w:val="es-MX"/>
+        </w:rPr>
+      </w:pPr>
+      <w:r>
+        <w:rPr>
+          <w:lang w:val="es-MX"/>
+        </w:rPr>
+        <w:t>• .NET MAUI</w:t>
+      </w:r>
+    </w:p>
+    <w:p>
+      <w:pPr>
+        <w:rPr>
+          <w:lang w:val="es-MX"/>
+        </w:rPr>
+      </w:pPr>
+      <w:r>
+        <w:rPr>
+          <w:lang w:val="es-MX"/>
+        </w:rPr>
+        <w:t>• HTTP</w:t>
+      </w:r>
+    </w:p>
+    <w:p>
+      <w:pPr>
+        <w:rPr>
+          <w:lang w:val="es-MX"/>
+        </w:rPr>
+      </w:pPr>
+      <w:r>
+        <w:rPr>
+          <w:lang w:val="es-MX"/>
+        </w:rPr>
+        <w:t>• JSON</w:t>
+      </w:r>
+    </w:p>
+    <w:p>
+      <w:pPr>
+        <w:rPr>
+          <w:lang w:val="es-MX"/>
+        </w:rPr>
+      </w:pPr>
+      <w:r>
+        <w:rPr>
+          <w:lang w:val="es-MX"/>
+        </w:rPr>
+        <w:t>No se permitirá el uso de frameworks o tecnologías que alteren la arquitectura cliente-servidor definida para el proyecto.</w:t>
+      </w:r>
+    </w:p>
+    <w:p>
+      <w:pPr>
+        <w:rPr>
+          <w:lang w:val="es-MX"/>
+        </w:rPr>
+      </w:pPr>
+      <w:r>
+        <w:rPr>
+          <w:lang w:val="es-MX"/>
+        </w:rPr>
+        <w:t>Asimismo, las conversiones implementadas deberán basarse estrictamente en fórmulas matemáticas estándar internacionalmente aceptadas para longitud, masa y temperatura, evitando modificaciones arbitrarias que afecten la precisión de los resultados.</w:t>
+      </w:r>
+    </w:p>
+    <w:p>
+      <w:pPr>
+        <w:rPr>
+          <w:lang w:val="es-MX"/>
+        </w:rPr>
+      </w:pPr>
+      <w:r>
+        <w:rPr>
+          <w:lang w:val="es-MX"/>
+        </w:rPr>
+        <w:t xml:space="preserve">El sistema deberá manejar precisión decimal adecuada en todas las operaciones </w:t>
+      </w:r>
+      <w:r>
+        <w:rPr>
+          <w:lang w:val="es-MX"/>
+        </w:rPr>
         <w:lastRenderedPageBreak/>
-        <w:t>• Windows Forms</w:t>
-      </w:r>
-    </w:p>
-    <w:p>
-      <w:pPr>
-        <w:rPr>
-          <w:lang w:val="es-MX"/>
-        </w:rPr>
-      </w:pPr>
-      <w:r>
-        <w:rPr>
-          <w:lang w:val="es-MX"/>
-        </w:rPr>
-        <w:t>• .NET MAUI</w:t>
-      </w:r>
-    </w:p>
-    <w:p>
-      <w:pPr>
-        <w:rPr>
-          <w:lang w:val="es-MX"/>
-        </w:rPr>
-      </w:pPr>
-      <w:r>
-        <w:rPr>
-          <w:lang w:val="es-MX"/>
-        </w:rPr>
-        <w:t>• HTTP</w:t>
-      </w:r>
-    </w:p>
-    <w:p>
-      <w:pPr>
-        <w:rPr>
-          <w:lang w:val="es-MX"/>
-        </w:rPr>
-      </w:pPr>
-      <w:r>
-        <w:rPr>
-          <w:lang w:val="es-MX"/>
-        </w:rPr>
-        <w:t>• JSON</w:t>
-      </w:r>
-    </w:p>
-    <w:p>
-      <w:pPr>
-        <w:rPr>
-          <w:lang w:val="es-MX"/>
-        </w:rPr>
-      </w:pPr>
-      <w:r>
-        <w:rPr>
-          <w:lang w:val="es-MX"/>
-        </w:rPr>
-        <w:t>No se permitirá el uso de frameworks o tecnologías que alteren la arquitectura cliente-servidor definida para el proyecto.</w:t>
-      </w:r>
-    </w:p>
-    <w:p>
-      <w:pPr>
-        <w:rPr>
-          <w:lang w:val="es-MX"/>
-        </w:rPr>
-      </w:pPr>
-      <w:r>
-        <w:rPr>
-          <w:lang w:val="es-MX"/>
-        </w:rPr>
-        <w:t>Asimismo, las conversiones implementadas deberán basarse estrictamente en fórmulas matemáticas estándar internacionalmente aceptadas para longitud, masa y temperatura, evitando modificaciones arbitrarias que afecten la precisión de los resultados.</w:t>
-      </w:r>
-    </w:p>
-    <w:p>
-      <w:pPr>
-        <w:rPr>
-          <w:lang w:val="es-MX"/>
-        </w:rPr>
-      </w:pPr>
-      <w:r>
-        <w:rPr>
-          <w:lang w:val="es-MX"/>
-        </w:rPr>
-        <w:t>El sistema deberá manejar precisión decimal adecuada en todas las operaciones matemáticas, evitando errores de redondeo significativos que puedan generar inconsistencias entre plataformas.</w:t>
+        <w:t>matemáticas, evitando errores de redondeo significativos que puedan generar inconsistencias entre plataformas.</w:t>
       </w:r>
     </w:p>
     <w:p>
@@ -17459,124 +17479,124 @@
         <w:rPr>
           <w:lang w:val="es-MX"/>
         </w:rPr>
+        <w:t>La solución depende también del entorno tecnológico utilizado, incluyendo:</w:t>
+      </w:r>
+    </w:p>
+    <w:p>
+      <w:pPr>
+        <w:rPr>
+          <w:lang w:val="es-MX"/>
+        </w:rPr>
+      </w:pPr>
+      <w:r>
+        <w:rPr>
+          <w:lang w:val="es-MX"/>
+        </w:rPr>
+        <w:t>• .NET</w:t>
+      </w:r>
+    </w:p>
+    <w:p>
+      <w:pPr>
+        <w:rPr>
+          <w:lang w:val="es-MX"/>
+        </w:rPr>
+      </w:pPr>
+      <w:r>
+        <w:rPr>
+          <w:lang w:val="es-MX"/>
+        </w:rPr>
+        <w:t>• ASP.NET Core Web API</w:t>
+      </w:r>
+    </w:p>
+    <w:p>
+      <w:pPr>
+        <w:rPr>
+          <w:lang w:val="es-MX"/>
+        </w:rPr>
+      </w:pPr>
+      <w:r>
+        <w:rPr>
+          <w:lang w:val="es-MX"/>
+        </w:rPr>
+        <w:t>• Visual Studio 2022</w:t>
+      </w:r>
+    </w:p>
+    <w:p>
+      <w:pPr>
+        <w:rPr>
+          <w:lang w:val="es-MX"/>
+        </w:rPr>
+      </w:pPr>
+      <w:r>
+        <w:rPr>
+          <w:lang w:val="es-MX"/>
+        </w:rPr>
+        <w:t>• Windows Forms</w:t>
+      </w:r>
+    </w:p>
+    <w:p>
+      <w:pPr>
+        <w:rPr>
+          <w:lang w:val="es-MX"/>
+        </w:rPr>
+      </w:pPr>
+      <w:r>
+        <w:rPr>
+          <w:lang w:val="es-MX"/>
+        </w:rPr>
+        <w:t>• ASP.NET Web Forms</w:t>
+      </w:r>
+    </w:p>
+    <w:p>
+      <w:pPr>
+        <w:rPr>
+          <w:lang w:val="es-MX"/>
+        </w:rPr>
+      </w:pPr>
+      <w:r>
+        <w:rPr>
+          <w:lang w:val="es-MX"/>
+        </w:rPr>
+        <w:t>• .NET MAUI</w:t>
+      </w:r>
+    </w:p>
+    <w:p>
+      <w:pPr>
+        <w:rPr>
+          <w:lang w:val="es-MX"/>
+        </w:rPr>
+      </w:pPr>
+      <w:r>
+        <w:rPr>
+          <w:lang w:val="es-MX"/>
+        </w:rPr>
+        <w:t>• HTTP</w:t>
+      </w:r>
+    </w:p>
+    <w:p>
+      <w:pPr>
+        <w:rPr>
+          <w:lang w:val="es-MX"/>
+        </w:rPr>
+      </w:pPr>
+      <w:r>
+        <w:rPr>
+          <w:lang w:val="es-MX"/>
+        </w:rPr>
+        <w:t>• JSON</w:t>
+      </w:r>
+    </w:p>
+    <w:p>
+      <w:pPr>
+        <w:rPr>
+          <w:lang w:val="es-MX"/>
+        </w:rPr>
+      </w:pPr>
+      <w:r>
+        <w:rPr>
+          <w:lang w:val="es-MX"/>
+        </w:rPr>
         <w:lastRenderedPageBreak/>
-        <w:t>La solución depende también del entorno tecnológico utilizado, incluyendo:</w:t>
-      </w:r>
-    </w:p>
-    <w:p>
-      <w:pPr>
-        <w:rPr>
-          <w:lang w:val="es-MX"/>
-        </w:rPr>
-      </w:pPr>
-      <w:r>
-        <w:rPr>
-          <w:lang w:val="es-MX"/>
-        </w:rPr>
-        <w:t>• .NET</w:t>
-      </w:r>
-    </w:p>
-    <w:p>
-      <w:pPr>
-        <w:rPr>
-          <w:lang w:val="es-MX"/>
-        </w:rPr>
-      </w:pPr>
-      <w:r>
-        <w:rPr>
-          <w:lang w:val="es-MX"/>
-        </w:rPr>
-        <w:t>• ASP.NET Core Web API</w:t>
-      </w:r>
-    </w:p>
-    <w:p>
-      <w:pPr>
-        <w:rPr>
-          <w:lang w:val="es-MX"/>
-        </w:rPr>
-      </w:pPr>
-      <w:r>
-        <w:rPr>
-          <w:lang w:val="es-MX"/>
-        </w:rPr>
-        <w:t>• Visual Studio 2022</w:t>
-      </w:r>
-    </w:p>
-    <w:p>
-      <w:pPr>
-        <w:rPr>
-          <w:lang w:val="es-MX"/>
-        </w:rPr>
-      </w:pPr>
-      <w:r>
-        <w:rPr>
-          <w:lang w:val="es-MX"/>
-        </w:rPr>
-        <w:t>• Windows Forms</w:t>
-      </w:r>
-    </w:p>
-    <w:p>
-      <w:pPr>
-        <w:rPr>
-          <w:lang w:val="es-MX"/>
-        </w:rPr>
-      </w:pPr>
-      <w:r>
-        <w:rPr>
-          <w:lang w:val="es-MX"/>
-        </w:rPr>
-        <w:t>• ASP.NET Web Forms</w:t>
-      </w:r>
-    </w:p>
-    <w:p>
-      <w:pPr>
-        <w:rPr>
-          <w:lang w:val="es-MX"/>
-        </w:rPr>
-      </w:pPr>
-      <w:r>
-        <w:rPr>
-          <w:lang w:val="es-MX"/>
-        </w:rPr>
-        <w:t>• .NET MAUI</w:t>
-      </w:r>
-    </w:p>
-    <w:p>
-      <w:pPr>
-        <w:rPr>
-          <w:lang w:val="es-MX"/>
-        </w:rPr>
-      </w:pPr>
-      <w:r>
-        <w:rPr>
-          <w:lang w:val="es-MX"/>
-        </w:rPr>
-        <w:t>• HTTP</w:t>
-      </w:r>
-    </w:p>
-    <w:p>
-      <w:pPr>
-        <w:rPr>
-          <w:lang w:val="es-MX"/>
-        </w:rPr>
-      </w:pPr>
-      <w:r>
-        <w:rPr>
-          <w:lang w:val="es-MX"/>
-        </w:rPr>
-        <w:t>• JSON</w:t>
-      </w:r>
-    </w:p>
-    <w:p>
-      <w:pPr>
-        <w:rPr>
-          <w:lang w:val="es-MX"/>
-        </w:rPr>
-      </w:pPr>
-      <w:r>
-        <w:rPr>
-          <w:lang w:val="es-MX"/>
-        </w:rPr>
         <w:t>Cualquier cambio o actualización significativa en estas tecnologías podría requerir ajustes en la configuración, compatibilidad o implementación del sistema.</w:t>
       </w:r>
     </w:p>
@@ -17744,34 +17764,40 @@
         <w:rPr>
           <w:lang w:val="es-MX"/>
         </w:rPr>
+        <w:t>Por su parte, la interfaz móvil desarrollada con .NET MAUI deberá estar optimizada para pantallas táctiles, facilitando la navegación y selección de unidades mediante componentes visuales intuitivos y adaptados a dispositivos móviles. Asimismo, el cliente consola proporcionará una interacción básica mediante menús y entradas por teclado para pruebas y validaciones rápidas del sistema.</w:t>
+      </w:r>
+    </w:p>
+    <w:p>
+      <w:pPr>
+        <w:rPr>
+          <w:lang w:val="es-MX"/>
+        </w:rPr>
+      </w:pPr>
+      <w:r>
+        <w:rPr>
+          <w:lang w:val="es-MX"/>
+        </w:rPr>
+        <w:t>Todas las interfaces compartirán la misma lógica de negocio centralizada en la API REST implementada con ASP.NET Core, garantizando que los resultados de conversión sean idénticos independientemente del cliente utilizado. Cuando el usuario realice una operación, el sistema deberá procesar la solicitud mediante HTTP y devolver el resultado de forma inmediata y consistente en formato JSON.</w:t>
+      </w:r>
+    </w:p>
+    <w:p>
+      <w:pPr>
+        <w:rPr>
+          <w:lang w:val="es-MX"/>
+        </w:rPr>
+      </w:pPr>
+      <w:r>
+        <w:rPr>
+          <w:lang w:val="es-MX"/>
+        </w:rPr>
+        <w:t xml:space="preserve">Además, las interfaces deberán mantener un diseño claro y uniforme donde los campos de entrada, botones, listas desplegables y resultados sean fácilmente identificables por </w:t>
+      </w:r>
+      <w:r>
+        <w:rPr>
+          <w:lang w:val="es-MX"/>
+        </w:rPr>
         <w:lastRenderedPageBreak/>
-        <w:t>Por su parte, la interfaz móvil desarrollada con .NET MAUI deberá estar optimizada para pantallas táctiles, facilitando la navegación y selección de unidades mediante componentes visuales intuitivos y adaptados a dispositivos móviles. Asimismo, el cliente consola proporcionará una interacción básica mediante menús y entradas por teclado para pruebas y validaciones rápidas del sistema.</w:t>
-      </w:r>
-    </w:p>
-    <w:p>
-      <w:pPr>
-        <w:rPr>
-          <w:lang w:val="es-MX"/>
-        </w:rPr>
-      </w:pPr>
-      <w:r>
-        <w:rPr>
-          <w:lang w:val="es-MX"/>
-        </w:rPr>
-        <w:t>Todas las interfaces compartirán la misma lógica de negocio centralizada en la API REST implementada con ASP.NET Core, garantizando que los resultados de conversión sean idénticos independientemente del cliente utilizado. Cuando el usuario realice una operación, el sistema deberá procesar la solicitud mediante HTTP y devolver el resultado de forma inmediata y consistente en formato JSON.</w:t>
-      </w:r>
-    </w:p>
-    <w:p>
-      <w:pPr>
-        <w:rPr>
-          <w:lang w:val="es-MX"/>
-        </w:rPr>
-      </w:pPr>
-      <w:r>
-        <w:rPr>
-          <w:lang w:val="es-MX"/>
-        </w:rPr>
-        <w:t>Además, las interfaces deberán mantener un diseño claro y uniforme donde los campos de entrada, botones, listas desplegables y resultados sean fácilmente identificables por el usuario. El sistema evitará complejidad innecesaria y permitirá realizar conversiones en pocos pasos mediante una interacción simple, rápida e intuitiva.</w:t>
+        <w:t>el usuario. El sistema evitará complejidad innecesaria y permitirá realizar conversiones en pocos pasos mediante una interacción simple, rápida e intuitiva.</w:t>
       </w:r>
     </w:p>
     <w:p>
@@ -18761,7 +18787,6 @@
                 <w:szCs w:val="24"/>
                 <w:lang w:val="es-EC" w:eastAsia="es-EC"/>
               </w:rPr>
-              <w:lastRenderedPageBreak/>
               <w:t>Teclado</w:t>
             </w:r>
           </w:p>
@@ -19117,6 +19142,7 @@
                 <w:szCs w:val="24"/>
                 <w:lang w:val="es-EC" w:eastAsia="es-EC"/>
               </w:rPr>
+              <w:lastRenderedPageBreak/>
               <w:t>Dispositivo Móvil</w:t>
             </w:r>
           </w:p>
@@ -19992,7 +20018,6 @@
                 <w:szCs w:val="24"/>
                 <w:lang w:val="es-EC" w:eastAsia="es-EC"/>
               </w:rPr>
-              <w:lastRenderedPageBreak/>
               <w:t>Herramienta de Modelado</w:t>
             </w:r>
           </w:p>
@@ -20088,7 +20113,16 @@
           <w:iCs/>
           <w:lang w:val="es-MX"/>
         </w:rPr>
-        <w:t>La comunicación entre los módulos del sistema se realiza de forma centralizada y ligera, permitiendo enviar datos como el valor numérico, tipo de conversión, unidad de origen y unidad destino hacia el módulo lógico encargado de ejecutar las fórmulas matemáticas correspondientes para longitud, masa y temperatura.</w:t>
+        <w:t xml:space="preserve">La comunicación entre los módulos del sistema se realiza de forma centralizada y ligera, permitiendo enviar datos como el valor numérico, tipo de conversión, unidad de origen y unidad destino hacia el módulo lógico encargado de ejecutar las fórmulas matemáticas </w:t>
+      </w:r>
+      <w:r>
+        <w:rPr>
+          <w:i/>
+          <w:iCs/>
+          <w:lang w:val="es-MX"/>
+        </w:rPr>
+        <w:lastRenderedPageBreak/>
+        <w:t>correspondientes para longitud, masa y temperatura.</w:t>
       </w:r>
     </w:p>
     <w:p>
@@ -20415,16 +20449,7 @@
                 <w:szCs w:val="24"/>
                 <w:lang w:val="es-EC" w:eastAsia="es-EC"/>
               </w:rPr>
-              <w:t xml:space="preserve">Permitir la conversión entre unidades de longitud como metros, kilómetros, centímetros, milímetros, pulgadas, pies y millas. El sistema debe recibir un valor numérico, una unidad de origen y una unidad de </w:t>
-            </w:r>
-            <w:r>
-              <w:rPr>
-                <w:rFonts w:eastAsia="Times New Roman" w:cs="Arial"/>
-                <w:szCs w:val="24"/>
-                <w:lang w:val="es-EC" w:eastAsia="es-EC"/>
-              </w:rPr>
-              <w:lastRenderedPageBreak/>
-              <w:t>destino, procesando automáticamente el cálculo mediante el servidor SOAP.</w:t>
+              <w:t>Permitir la conversión entre unidades de longitud como metros, kilómetros, centímetros, milímetros, pulgadas, pies y millas. El sistema debe recibir un valor numérico, una unidad de origen y una unidad de destino, procesando automáticamente el cálculo mediante el servidor SOAP.</w:t>
             </w:r>
           </w:p>
         </w:tc>
@@ -20458,7 +20483,6 @@
                 <w:szCs w:val="24"/>
                 <w:lang w:val="es-EC" w:eastAsia="es-EC"/>
               </w:rPr>
-              <w:lastRenderedPageBreak/>
               <w:t>Importancia</w:t>
             </w:r>
           </w:p>
@@ -20752,6 +20776,7 @@
                 <w:szCs w:val="24"/>
                 <w:lang w:val="es-EC" w:eastAsia="es-EC"/>
               </w:rPr>
+              <w:lastRenderedPageBreak/>
               <w:t>Descripción</w:t>
             </w:r>
           </w:p>
@@ -21969,16 +21994,7 @@
                 <w:szCs w:val="24"/>
                 <w:lang w:val="es-EC" w:eastAsia="es-EC"/>
               </w:rPr>
-              <w:t xml:space="preserve">Usuario principal del sistema encargado de realizar conversiones de unidades de longitud, masa y temperatura. Ingresa valores numéricos, </w:t>
-            </w:r>
-            <w:r>
-              <w:rPr>
-                <w:rFonts w:eastAsia="Times New Roman" w:cs="Arial"/>
-                <w:szCs w:val="24"/>
-                <w:lang w:val="es-EC" w:eastAsia="es-EC"/>
-              </w:rPr>
-              <w:lastRenderedPageBreak/>
-              <w:t>selecciona unidades de origen y destino y obtiene resultados automáticos mediante los clientes del sistema.</w:t>
+              <w:t>Usuario principal del sistema encargado de realizar conversiones de unidades de longitud, masa y temperatura. Ingresa valores numéricos, selecciona unidades de origen y destino y obtiene resultados automáticos mediante los clientes del sistema.</w:t>
             </w:r>
           </w:p>
         </w:tc>
@@ -22012,7 +22028,6 @@
                 <w:szCs w:val="24"/>
                 <w:lang w:val="es-EC" w:eastAsia="es-EC"/>
               </w:rPr>
-              <w:lastRenderedPageBreak/>
               <w:t>Comentarios</w:t>
             </w:r>
           </w:p>
@@ -22310,7 +22325,16 @@
                 <w:szCs w:val="24"/>
                 <w:lang w:val="es-EC" w:eastAsia="es-EC"/>
               </w:rPr>
-              <w:t>Usuario que utiliza el sistema como herramienta de apoyo educativo para explicar conversiones de unidades, validar resultados y demostrar procesos matemáticos relacionados con longitud, masa y temperatura.</w:t>
+              <w:t xml:space="preserve">Usuario que utiliza el sistema como herramienta de apoyo educativo para explicar conversiones de unidades, validar resultados y </w:t>
+            </w:r>
+            <w:r>
+              <w:rPr>
+                <w:rFonts w:eastAsia="Times New Roman" w:cs="Arial"/>
+                <w:szCs w:val="24"/>
+                <w:lang w:val="es-EC" w:eastAsia="es-EC"/>
+              </w:rPr>
+              <w:lastRenderedPageBreak/>
+              <w:t>demostrar procesos matemáticos relacionados con longitud, masa y temperatura.</w:t>
             </w:r>
           </w:p>
         </w:tc>
@@ -22344,6 +22368,7 @@
                 <w:szCs w:val="24"/>
                 <w:lang w:val="es-EC" w:eastAsia="es-EC"/>
               </w:rPr>
+              <w:lastRenderedPageBreak/>
               <w:t>Comentarios</w:t>
             </w:r>
           </w:p>
@@ -23351,7 +23376,6 @@
                 <w:szCs w:val="24"/>
                 <w:lang w:val="es-EC" w:eastAsia="es-EC"/>
               </w:rPr>
-              <w:lastRenderedPageBreak/>
               <w:t>RF-02</w:t>
             </w:r>
           </w:p>
@@ -23620,7 +23644,16 @@
                 <w:szCs w:val="24"/>
                 <w:lang w:val="es-EC" w:eastAsia="es-EC"/>
               </w:rPr>
-              <w:t>El sistema debe validar que los datos ingresados sean numéricos y que no existan campos vacíos antes de procesar cualquier conversión.</w:t>
+              <w:t xml:space="preserve">El sistema debe validar que los datos ingresados sean numéricos y que no </w:t>
+            </w:r>
+            <w:r>
+              <w:rPr>
+                <w:rFonts w:eastAsia="Times New Roman" w:cs="Arial"/>
+                <w:szCs w:val="24"/>
+                <w:lang w:val="es-EC" w:eastAsia="es-EC"/>
+              </w:rPr>
+              <w:lastRenderedPageBreak/>
+              <w:t>existan campos vacíos antes de procesar cualquier conversión.</w:t>
             </w:r>
           </w:p>
         </w:tc>
@@ -23649,6 +23682,7 @@
                 <w:szCs w:val="24"/>
                 <w:lang w:val="es-EC" w:eastAsia="es-EC"/>
               </w:rPr>
+              <w:lastRenderedPageBreak/>
               <w:t>Validación de Datos</w:t>
             </w:r>
           </w:p>
@@ -24611,16 +24645,7 @@
                 <w:szCs w:val="24"/>
                 <w:lang w:val="es-EC" w:eastAsia="es-EC"/>
               </w:rPr>
-              <w:t xml:space="preserve">El sistema debe permitir recibir un valor numérico y realizar conversiones entre unidades de longitud como metros, kilómetros, centímetros, milímetros, pulgadas, pies y millas mediante el servicio </w:t>
-            </w:r>
-            <w:r>
-              <w:rPr>
-                <w:rFonts w:eastAsia="Times New Roman" w:cs="Arial"/>
-                <w:szCs w:val="24"/>
-                <w:lang w:val="es-EC" w:eastAsia="es-EC"/>
-              </w:rPr>
-              <w:lastRenderedPageBreak/>
-              <w:t>SOAP centralizado. El usuario selecciona la unidad de origen y destino para obtener el resultado inmediato.</w:t>
+              <w:t>El sistema debe permitir recibir un valor numérico y realizar conversiones entre unidades de longitud como metros, kilómetros, centímetros, milímetros, pulgadas, pies y millas mediante el servicio SOAP centralizado. El usuario selecciona la unidad de origen y destino para obtener el resultado inmediato.</w:t>
             </w:r>
           </w:p>
         </w:tc>
@@ -24651,7 +24676,6 @@
                 <w:szCs w:val="24"/>
                 <w:lang w:val="es-EC" w:eastAsia="es-EC"/>
               </w:rPr>
-              <w:lastRenderedPageBreak/>
               <w:t>Objetivo</w:t>
             </w:r>
           </w:p>
@@ -25029,6 +25053,7 @@
                 <w:szCs w:val="24"/>
                 <w:lang w:val="es-EC" w:eastAsia="es-EC"/>
               </w:rPr>
+              <w:lastRenderedPageBreak/>
               <w:t>Campo</w:t>
             </w:r>
           </w:p>
@@ -26349,7 +26374,6 @@
                 <w:szCs w:val="24"/>
                 <w:lang w:val="es-EC" w:eastAsia="es-EC"/>
               </w:rPr>
-              <w:lastRenderedPageBreak/>
               <w:t>Comentarios</w:t>
             </w:r>
           </w:p>
@@ -26639,6 +26663,7 @@
                 <w:szCs w:val="24"/>
                 <w:lang w:val="es-EC" w:eastAsia="es-EC"/>
               </w:rPr>
+              <w:lastRenderedPageBreak/>
               <w:t>Importancia</w:t>
             </w:r>
           </w:p>
@@ -27512,7 +27537,6 @@
         <w:keepNext/>
       </w:pPr>
       <w:r>
-        <w:lastRenderedPageBreak/>
         <w:t>Tabla 26. Requerimiento no funcional – Usabilidad</w:t>
       </w:r>
     </w:p>
@@ -27850,6 +27874,7 @@
                 <w:szCs w:val="24"/>
                 <w:lang w:val="es-EC" w:eastAsia="es-EC"/>
               </w:rPr>
+              <w:lastRenderedPageBreak/>
               <w:t>Campo</w:t>
             </w:r>
           </w:p>
@@ -28956,7 +28981,11 @@
         <w:ind w:left="720"/>
       </w:pPr>
       <w:r>
-        <w:t>El sistema permitirá seleccionar rápidamente el tipo de conversión (longitud, masa o temperatura) desde cualquiera de las interfaces disponibles, facilitando una interacción rápida y eficiente.</w:t>
+        <w:t xml:space="preserve">El sistema permitirá seleccionar rápidamente el tipo de conversión (longitud, masa </w:t>
+      </w:r>
+      <w:r>
+        <w:lastRenderedPageBreak/>
+        <w:t>o temperatura) desde cualquiera de las interfaces disponibles, facilitando una interacción rápida y eficiente.</w:t>
       </w:r>
     </w:p>
     <w:p>
@@ -29042,7 +29071,6 @@
       <w:bookmarkStart w:id="71" w:name="_Toc229416172"/>
       <w:bookmarkEnd w:id="69"/>
       <w:r>
-        <w:lastRenderedPageBreak/>
         <w:t xml:space="preserve">8.4.2 Restricciones de </w:t>
       </w:r>
       <w:r>
@@ -29080,7 +29108,11 @@
         </w:numPr>
       </w:pPr>
       <w:r>
-        <w:t>En dispositivos móviles, el sistema debe ser compatible con equipos Android que dispongan de mínimo 2 GB de RAM y versiones Android 8.0 o superiores, permitiendo una ejecución fluida de la aplicación móvil y la comunicación con el servicio</w:t>
+        <w:t xml:space="preserve">En dispositivos móviles, el sistema debe ser compatible con equipos Android que </w:t>
+      </w:r>
+      <w:r>
+        <w:lastRenderedPageBreak/>
+        <w:t>dispongan de mínimo 2 GB de RAM y versiones Android 8.0 o superiores, permitiendo una ejecución fluida de la aplicación móvil y la comunicación con el servicio</w:t>
       </w:r>
       <w:r>
         <w:t xml:space="preserve"> REST</w:t>
@@ -29247,11 +29279,7 @@
         <w:ind w:left="720" w:firstLine="0"/>
       </w:pPr>
       <w:r>
-        <w:t xml:space="preserve">El sistema implementa validaciones básicas de entrada para evitar el procesamiento de datos inválidos o mal formateados. En caso de incorporar </w:t>
-      </w:r>
-      <w:r>
-        <w:lastRenderedPageBreak/>
-        <w:t>historial o múltiples usuarios, el acceso será controlado mediante autenticación básica, garantizando que solo usuarios autorizados puedan acceder a las funcionalidades o datos registrados.</w:t>
+        <w:t>El sistema implementa validaciones básicas de entrada para evitar el procesamiento de datos inválidos o mal formateados. En caso de incorporar historial o múltiples usuarios, el acceso será controlado mediante autenticación básica, garantizando que solo usuarios autorizados puedan acceder a las funcionalidades o datos registrados.</w:t>
       </w:r>
     </w:p>
     <w:p>
@@ -29319,6 +29347,7 @@
       <w:bookmarkStart w:id="78" w:name="_Toc58077514"/>
       <w:bookmarkStart w:id="79" w:name="_Toc229416175"/>
       <w:r>
+        <w:lastRenderedPageBreak/>
         <w:t>9.1. Requisitos de Interfaces Externas</w:t>
       </w:r>
       <w:bookmarkEnd w:id="77"/>
@@ -29498,7 +29527,6 @@
         <w:rPr>
           <w:rFonts w:ascii="Arial" w:hAnsi="Arial" w:cs="Arial"/>
         </w:rPr>
-        <w:lastRenderedPageBreak/>
         <w:t>El sistema adapta la visualización de resultados de conversión según la resolución del dispositivo. En pantallas pequeñas (móviles) y en pantallas grandes (PC), se garantiza la correcta legibilidad de los valores convertidos, así como las unidades de origen y destino, manteniendo una interfaz responsiva y consistente.</w:t>
       </w:r>
     </w:p>
@@ -29555,6 +29583,7 @@
           <w:rStyle w:val="Textoennegrita"/>
           <w:rFonts w:ascii="Arial" w:hAnsi="Arial" w:cs="Arial"/>
         </w:rPr>
+        <w:lastRenderedPageBreak/>
         <w:t>Teclado:</w:t>
       </w:r>
     </w:p>
@@ -29744,7 +29773,6 @@
     </w:p>
     <w:p>
       <w:r>
-        <w:lastRenderedPageBreak/>
         <w:t>El sistema de conversión de unidades de longitud, masa y temperatura utilizará principalmente el protocolo HTTP/HTTPS para la comunicación entre el cliente y el sistema. En arquitecturas distribuidas, se podrán utilizar servicios web o APIs para el intercambio de información estructurada entre los distintos módulos.</w:t>
       </w:r>
     </w:p>
@@ -29766,6 +29794,7 @@
       <w:bookmarkStart w:id="88" w:name="_Toc58077519"/>
       <w:bookmarkStart w:id="89" w:name="_Toc229416180"/>
       <w:r>
+        <w:lastRenderedPageBreak/>
         <w:t>9.1.5. Base de Datos</w:t>
       </w:r>
       <w:bookmarkEnd w:id="88"/>
@@ -29931,7 +29960,6 @@
           <w:szCs w:val="24"/>
           <w:lang w:val="es-EC" w:eastAsia="es-EC"/>
         </w:rPr>
-        <w:lastRenderedPageBreak/>
         <w:t xml:space="preserve">La implementación de validaciones y reglas matemáticas asegura la integridad y precisión de los resultados obtenidos por el sistema. </w:t>
       </w:r>
     </w:p>
@@ -30081,6 +30109,7 @@
           <w:color w:val="5F497A" w:themeColor="accent4" w:themeShade="BF"/>
           <w:lang w:val="en-US"/>
         </w:rPr>
+        <w:lastRenderedPageBreak/>
         <w:t xml:space="preserve">Gamma, E., Helm, R., Johnson, R., &amp; Vlissides, J. (2022). </w:t>
       </w:r>
       <w:r>

--- a/02. NET/0.2 RESTFUL .NET/01. UML/01. ERS/ERS_Conversion_RESTFUL_DOTNET_GR07.docx
+++ b/02. NET/0.2 RESTFUL .NET/01. UML/01. ERS/ERS_Conversion_RESTFUL_DOTNET_GR07.docx
@@ -7402,63 +7402,6 @@
               <w:lang w:val="es-EC" w:eastAsia="es-EC"/>
             </w:rPr>
           </w:pPr>
-          <w:hyperlink w:anchor="_Toc229416180" w:history="1">
-            <w:r>
-              <w:rPr>
-                <w:rStyle w:val="Hipervnculo"/>
-                <w:noProof/>
-              </w:rPr>
-              <w:t>9.1.5. Base de Datos</w:t>
-            </w:r>
-            <w:r>
-              <w:rPr>
-                <w:noProof/>
-                <w:webHidden/>
-              </w:rPr>
-              <w:tab/>
-            </w:r>
-            <w:r>
-              <w:rPr>
-                <w:noProof/>
-                <w:webHidden/>
-              </w:rPr>
-              <w:fldChar w:fldCharType="begin"/>
-            </w:r>
-            <w:r>
-              <w:rPr>
-                <w:noProof/>
-                <w:webHidden/>
-              </w:rPr>
-              <w:instrText xml:space="preserve"> PAGEREF _Toc229416180 \h </w:instrText>
-            </w:r>
-            <w:r>
-              <w:rPr>
-                <w:noProof/>
-                <w:webHidden/>
-              </w:rPr>
-            </w:r>
-            <w:r>
-              <w:rPr>
-                <w:noProof/>
-                <w:webHidden/>
-              </w:rPr>
-              <w:fldChar w:fldCharType="separate"/>
-            </w:r>
-            <w:r>
-              <w:rPr>
-                <w:noProof/>
-                <w:webHidden/>
-              </w:rPr>
-              <w:t>31</w:t>
-            </w:r>
-            <w:r>
-              <w:rPr>
-                <w:noProof/>
-                <w:webHidden/>
-              </w:rPr>
-              <w:fldChar w:fldCharType="end"/>
-            </w:r>
-          </w:hyperlink>
         </w:p>
         <w:p>
           <w:r>
@@ -9755,7 +9698,15 @@
     </w:p>
     <w:p>
       <w:r>
-        <w:t>Se desea desarrollar un sistema basado en arquitectura orientada a servicios utilizando tecnología RESTful con .NET, cuyo objetivo principal es facilitar el proceso de conversión de unidades de longitud, masa y temperatura mediante una API centralizada accesible desde múltiples clientes.</w:t>
+        <w:t xml:space="preserve">Se desea desarrollar un sistema basado en arquitectura orientada a servicios utilizando tecnología </w:t>
+      </w:r>
+      <w:proofErr w:type="spellStart"/>
+      <w:r>
+        <w:t>RESTful</w:t>
+      </w:r>
+      <w:proofErr w:type="spellEnd"/>
+      <w:r>
+        <w:t xml:space="preserve"> con .NET, cuyo objetivo principal es facilitar el proceso de conversión de unidades de longitud, masa y temperatura mediante una API centralizada accesible desde múltiples clientes.</w:t>
       </w:r>
     </w:p>
     <w:p>
@@ -9765,7 +9716,15 @@
     </w:p>
     <w:p>
       <w:r>
-        <w:t>La aplicación estará compuesta por un servidor RESTful desarrollado con ASP.NET Core Web API y cuatro clientes consumidores del servicio: aplicación de consola, aplicación web, aplicación de escritorio y aplicación móvil.</w:t>
+        <w:t xml:space="preserve">La aplicación estará compuesta por un servidor </w:t>
+      </w:r>
+      <w:proofErr w:type="spellStart"/>
+      <w:r>
+        <w:t>RESTful</w:t>
+      </w:r>
+      <w:proofErr w:type="spellEnd"/>
+      <w:r>
+        <w:t xml:space="preserve"> desarrollado con ASP.NET Core Web API y cuatro clientes consumidores del servicio: aplicación de consola, aplicación web, aplicación de escritorio y aplicación móvil.</w:t>
       </w:r>
     </w:p>
     <w:p>
@@ -9816,7 +9775,15 @@
     </w:p>
     <w:p>
       <w:r>
-        <w:t xml:space="preserve">El sistema permitirá realizar conversiones entre diferentes unidades de masa. El usuario podrá convertir valores entre kilogramos, gramos, libras y toneladas, obteniendo resultados precisos mediante operaciones implementadas en el servidor RESTful. </w:t>
+        <w:t xml:space="preserve">El sistema permitirá realizar conversiones entre diferentes unidades de masa. El usuario podrá convertir valores entre kilogramos, gramos, libras y toneladas, obteniendo resultados precisos mediante operaciones implementadas en el servidor </w:t>
+      </w:r>
+      <w:proofErr w:type="spellStart"/>
+      <w:r>
+        <w:t>RESTful</w:t>
+      </w:r>
+      <w:proofErr w:type="spellEnd"/>
+      <w:r>
+        <w:t xml:space="preserve">. </w:t>
       </w:r>
     </w:p>
     <w:p>
@@ -9916,7 +9883,15 @@
     </w:p>
     <w:p>
       <w:r>
-        <w:t xml:space="preserve">El proyecto será desarrollado utilizando arquitectura cliente-servidor basada en servicios RESTful sobre la plataforma .NET. El servidor expondrá operaciones de conversión accesibles mediante solicitudes HTTP y respuestas en formato JSON. </w:t>
+        <w:t xml:space="preserve">El proyecto será desarrollado utilizando arquitectura cliente-servidor basada en servicios </w:t>
+      </w:r>
+      <w:proofErr w:type="spellStart"/>
+      <w:r>
+        <w:t>RESTful</w:t>
+      </w:r>
+      <w:proofErr w:type="spellEnd"/>
+      <w:r>
+        <w:t xml:space="preserve"> sobre la plataforma .NET. El servidor expondrá operaciones de conversión accesibles mediante solicitudes HTTP y respuestas en formato JSON. </w:t>
       </w:r>
     </w:p>
     <w:p>
@@ -9941,7 +9916,23 @@
     </w:p>
     <w:p>
       <w:r>
-        <w:t>El sistema será desarrollado utilizando Visual Studio 2022 y tecnologías .NET. El servidor será implementado con ASP.NET Core Web API y los clientes serán desarrollados utilizando aplicaciones de consola, ASP.NET Web Forms, Windows Forms y .NET MAUI.</w:t>
+        <w:t xml:space="preserve">El sistema será desarrollado utilizando Visual Studio 2022 y tecnologías .NET. El servidor será implementado con ASP.NET Core Web API y los clientes serán desarrollados utilizando aplicaciones de consola, ASP.NET Web </w:t>
+      </w:r>
+      <w:proofErr w:type="spellStart"/>
+      <w:r>
+        <w:t>Forms</w:t>
+      </w:r>
+      <w:proofErr w:type="spellEnd"/>
+      <w:r>
+        <w:t xml:space="preserve">, Windows </w:t>
+      </w:r>
+      <w:proofErr w:type="spellStart"/>
+      <w:r>
+        <w:t>Forms</w:t>
+      </w:r>
+      <w:proofErr w:type="spellEnd"/>
+      <w:r>
+        <w:t xml:space="preserve"> y .NET MAUI.</w:t>
       </w:r>
     </w:p>
     <w:p/>
@@ -9965,7 +9956,15 @@
     </w:p>
     <w:p>
       <w:r>
-        <w:t>Este documento de Especificación de Requerimientos de Software (ERS) ha sido elaborado siguiendo los lineamientos de la norma IEEE 830, adaptada al desarrollo de una aplicación cliente-servidor basada en tecnología RESTful con .NET para la conversión de unidades de longitud, masa y temperatura. El documento constituye la base técnica previa al diseño, desarrollo e implementación del sistema de conversión.</w:t>
+        <w:t xml:space="preserve">Este documento de Especificación de Requerimientos de Software (ERS) ha sido elaborado siguiendo los lineamientos de la norma IEEE 830, adaptada al desarrollo de una aplicación cliente-servidor basada en tecnología </w:t>
+      </w:r>
+      <w:proofErr w:type="spellStart"/>
+      <w:r>
+        <w:t>RESTful</w:t>
+      </w:r>
+      <w:proofErr w:type="spellEnd"/>
+      <w:r>
+        <w:t xml:space="preserve"> con .NET para la conversión de unidades de longitud, masa y temperatura. El documento constituye la base técnica previa al diseño, desarrollo e implementación del sistema de conversión.</w:t>
       </w:r>
     </w:p>
     <w:p>
@@ -9975,7 +9974,15 @@
     </w:p>
     <w:p>
       <w:r>
-        <w:t>El sistema será implementado utilizando ASP.NET Core Web API, .NET y Visual Studio 2022, empleando servicios RESTful para la comunicación entre el servidor y los distintos clientes desarrollados. La solución contará con clientes de consola, escritorio, web y móvil, todos conectados a una única API REST centralizada.</w:t>
+        <w:t xml:space="preserve">El sistema será implementado utilizando ASP.NET Core Web API, .NET y Visual Studio 2022, empleando servicios </w:t>
+      </w:r>
+      <w:proofErr w:type="spellStart"/>
+      <w:r>
+        <w:t>RESTful</w:t>
+      </w:r>
+      <w:proofErr w:type="spellEnd"/>
+      <w:r>
+        <w:t xml:space="preserve"> para la comunicación entre el servidor y los distintos clientes desarrollados. La solución contará con clientes de consola, escritorio, web y móvil, todos conectados a una única API REST centralizada.</w:t>
       </w:r>
     </w:p>
     <w:p>
@@ -10006,7 +10013,15 @@
     </w:p>
     <w:p>
       <w:r>
-        <w:t>El propósito principal de este documento es definir, listar y detallar de manera clara y exhaustiva los requerimientos funcionales y no funcionales del sistema de conversión de unidades de longitud, masa y temperatura desarrollado mediante una arquitectura cliente-servidor basada en servicios RESTful con .NET. Este documento actúa como la fuente principal de información para el desarrollo del sistema, permitiendo establecer una base sólida para su análisis, diseño, implementación y pruebas.</w:t>
+        <w:t xml:space="preserve">El propósito principal de este documento es definir, listar y detallar de manera clara y exhaustiva los requerimientos funcionales y no funcionales del sistema de conversión de unidades de longitud, masa y temperatura desarrollado mediante una arquitectura cliente-servidor basada en servicios </w:t>
+      </w:r>
+      <w:proofErr w:type="spellStart"/>
+      <w:r>
+        <w:t>RESTful</w:t>
+      </w:r>
+      <w:proofErr w:type="spellEnd"/>
+      <w:r>
+        <w:t xml:space="preserve"> con .NET. Este documento actúa como la fuente principal de información para el desarrollo del sistema, permitiendo establecer una base sólida para su análisis, diseño, implementación y pruebas.</w:t>
       </w:r>
     </w:p>
     <w:p>
@@ -10062,7 +10077,15 @@
     </w:p>
     <w:p>
       <w:r>
-        <w:t>• Los desarrolladores encargados de implementar la lógica de conversión y los servicios RESTful utilizando ASP.NET Core Web API y .NET en Visual Studio 2022.</w:t>
+        <w:t xml:space="preserve">• Los desarrolladores encargados de implementar la lógica de conversión y los servicios </w:t>
+      </w:r>
+      <w:proofErr w:type="spellStart"/>
+      <w:r>
+        <w:t>RESTful</w:t>
+      </w:r>
+      <w:proofErr w:type="spellEnd"/>
+      <w:r>
+        <w:t xml:space="preserve"> utilizando ASP.NET Core Web API y .NET en Visual Studio 2022.</w:t>
       </w:r>
     </w:p>
     <w:p>
@@ -10107,7 +10130,15 @@
         <w:spacing w:line="276" w:lineRule="auto"/>
       </w:pPr>
       <w:r>
-        <w:t>El presente trabajo se centra en la construcción de un sistema cliente-servidor para la conversión de unidades de longitud, masa y temperatura, utilizando tecnología RESTful con .NET para la comunicación entre clientes y servidor. El sistema automatizará el proceso de conversión entre diferentes unidades de medida, permitiendo una interacción eficiente entre las interfaces de usuario y la lógica centralizada de procesamiento.</w:t>
+        <w:t xml:space="preserve">El presente trabajo se centra en la construcción de un sistema cliente-servidor para la conversión de unidades de longitud, masa y temperatura, utilizando tecnología </w:t>
+      </w:r>
+      <w:proofErr w:type="spellStart"/>
+      <w:r>
+        <w:t>RESTful</w:t>
+      </w:r>
+      <w:proofErr w:type="spellEnd"/>
+      <w:r>
+        <w:t xml:space="preserve"> con .NET para la comunicación entre clientes y servidor. El sistema automatizará el proceso de conversión entre diferentes unidades de medida, permitiendo una interacción eficiente entre las interfaces de usuario y la lógica centralizada de procesamiento.</w:t>
       </w:r>
     </w:p>
     <w:p>
@@ -10139,7 +10170,23 @@
           <w:b/>
           <w:bCs/>
         </w:rPr>
-        <w:t>1. MÓDULO DE LÓGICA DE CONVERSIÓN (Backend)</w:t>
+        <w:t>1. MÓDULO DE LÓGICA DE CONVERSIÓN (</w:t>
+      </w:r>
+      <w:proofErr w:type="spellStart"/>
+      <w:r>
+        <w:rPr>
+          <w:b/>
+          <w:bCs/>
+        </w:rPr>
+        <w:t>Backend</w:t>
+      </w:r>
+      <w:proofErr w:type="spellEnd"/>
+      <w:r>
+        <w:rPr>
+          <w:b/>
+          <w:bCs/>
+        </w:rPr>
+        <w:t>)</w:t>
       </w:r>
     </w:p>
     <w:p>
@@ -10307,7 +10354,23 @@
           <w:b/>
           <w:bCs/>
         </w:rPr>
-        <w:t>2. MÓDULO DE INTERFAZ DE USUARIO (Frontend)</w:t>
+        <w:t>2. MÓDULO DE INTERFAZ DE USUARIO (</w:t>
+      </w:r>
+      <w:proofErr w:type="spellStart"/>
+      <w:r>
+        <w:rPr>
+          <w:b/>
+          <w:bCs/>
+        </w:rPr>
+        <w:t>Frontend</w:t>
+      </w:r>
+      <w:proofErr w:type="spellEnd"/>
+      <w:r>
+        <w:rPr>
+          <w:b/>
+          <w:bCs/>
+        </w:rPr>
+        <w:t>)</w:t>
       </w:r>
     </w:p>
     <w:p>
@@ -10371,16 +10434,26 @@
         <w:spacing w:line="276" w:lineRule="auto"/>
       </w:pPr>
       <w:r>
-        <w:t>• Cliente Escritorio Windows Forms</w:t>
-      </w:r>
+        <w:t xml:space="preserve">• Cliente Escritorio Windows </w:t>
+      </w:r>
+      <w:proofErr w:type="spellStart"/>
+      <w:r>
+        <w:t>Forms</w:t>
+      </w:r>
+      <w:proofErr w:type="spellEnd"/>
     </w:p>
     <w:p>
       <w:pPr>
         <w:spacing w:line="276" w:lineRule="auto"/>
       </w:pPr>
       <w:r>
-        <w:t>• Cliente Web ASP.NET Web Forms</w:t>
-      </w:r>
+        <w:t xml:space="preserve">• Cliente Web ASP.NET Web </w:t>
+      </w:r>
+      <w:proofErr w:type="spellStart"/>
+      <w:r>
+        <w:t>Forms</w:t>
+      </w:r>
+      <w:proofErr w:type="spellEnd"/>
     </w:p>
     <w:p>
       <w:pPr>
@@ -10635,6 +10708,7 @@
                 <w:lang w:val="es-EC" w:eastAsia="es-EC"/>
               </w:rPr>
             </w:pPr>
+            <w:proofErr w:type="spellStart"/>
             <w:r>
               <w:rPr>
                 <w:rFonts w:eastAsia="Times New Roman" w:cs="Arial"/>
@@ -10643,6 +10717,7 @@
               </w:rPr>
               <w:t>Backend</w:t>
             </w:r>
+            <w:proofErr w:type="spellEnd"/>
           </w:p>
         </w:tc>
         <w:tc>
@@ -10692,6 +10767,7 @@
                 <w:lang w:val="es-EC" w:eastAsia="es-EC"/>
               </w:rPr>
             </w:pPr>
+            <w:proofErr w:type="spellStart"/>
             <w:r>
               <w:rPr>
                 <w:rFonts w:eastAsia="Times New Roman" w:cs="Arial"/>
@@ -10700,6 +10776,7 @@
               </w:rPr>
               <w:t>Frontend</w:t>
             </w:r>
+            <w:proofErr w:type="spellEnd"/>
           </w:p>
         </w:tc>
         <w:tc>
@@ -10920,7 +10997,25 @@
                 <w:szCs w:val="24"/>
                 <w:lang w:val="es-EC" w:eastAsia="es-EC"/>
               </w:rPr>
-              <w:t>Aplicación Windows Forms desarrollada en .NET que permite ejecutar conversiones mediante conexión a la API REST.</w:t>
+              <w:t xml:space="preserve">Aplicación Windows </w:t>
+            </w:r>
+            <w:proofErr w:type="spellStart"/>
+            <w:r>
+              <w:rPr>
+                <w:rFonts w:eastAsia="Times New Roman" w:cs="Arial"/>
+                <w:szCs w:val="24"/>
+                <w:lang w:val="es-EC" w:eastAsia="es-EC"/>
+              </w:rPr>
+              <w:t>Forms</w:t>
+            </w:r>
+            <w:proofErr w:type="spellEnd"/>
+            <w:r>
+              <w:rPr>
+                <w:rFonts w:eastAsia="Times New Roman" w:cs="Arial"/>
+                <w:szCs w:val="24"/>
+                <w:lang w:val="es-EC" w:eastAsia="es-EC"/>
+              </w:rPr>
+              <w:t xml:space="preserve"> desarrollada en .NET que permite ejecutar conversiones mediante conexión a la API REST.</w:t>
             </w:r>
           </w:p>
         </w:tc>
@@ -11019,9 +11114,11 @@
                 <w:lang w:val="es-EC" w:eastAsia="es-EC"/>
               </w:rPr>
             </w:pPr>
+            <w:proofErr w:type="spellStart"/>
             <w:r>
               <w:t>RESTful</w:t>
             </w:r>
+            <w:proofErr w:type="spellEnd"/>
           </w:p>
         </w:tc>
         <w:tc>
@@ -11102,7 +11199,15 @@
               </w:rPr>
             </w:pPr>
             <w:r>
-              <w:t>API Endpoint: Dirección URL que expone las operaciones disponibles de la API REST.</w:t>
+              <w:t xml:space="preserve">API </w:t>
+            </w:r>
+            <w:proofErr w:type="spellStart"/>
+            <w:r>
+              <w:t>Endpoint</w:t>
+            </w:r>
+            <w:proofErr w:type="spellEnd"/>
+            <w:r>
+              <w:t>: Dirección URL que expone las operaciones disponibles de la API REST.</w:t>
             </w:r>
           </w:p>
         </w:tc>
@@ -12816,13 +12921,59 @@
                 <w:lang w:val="es-EC" w:eastAsia="es-EC"/>
               </w:rPr>
             </w:pPr>
-            <w:r>
-              <w:rPr>
-                <w:rFonts w:eastAsia="Times New Roman" w:cs="Arial"/>
-                <w:szCs w:val="24"/>
-                <w:lang w:val="es-EC" w:eastAsia="es-EC"/>
-              </w:rPr>
-              <w:t>Service Oriented Architecture (Arquitectura Orientada a Servicios utilizada para la comunicación entre clientes y servidor SOAP).</w:t>
+            <w:proofErr w:type="spellStart"/>
+            <w:r>
+              <w:rPr>
+                <w:rFonts w:eastAsia="Times New Roman" w:cs="Arial"/>
+                <w:szCs w:val="24"/>
+                <w:lang w:val="es-EC" w:eastAsia="es-EC"/>
+              </w:rPr>
+              <w:t>Service</w:t>
+            </w:r>
+            <w:proofErr w:type="spellEnd"/>
+            <w:r>
+              <w:rPr>
+                <w:rFonts w:eastAsia="Times New Roman" w:cs="Arial"/>
+                <w:szCs w:val="24"/>
+                <w:lang w:val="es-EC" w:eastAsia="es-EC"/>
+              </w:rPr>
+              <w:t xml:space="preserve"> </w:t>
+            </w:r>
+            <w:proofErr w:type="spellStart"/>
+            <w:r>
+              <w:rPr>
+                <w:rFonts w:eastAsia="Times New Roman" w:cs="Arial"/>
+                <w:szCs w:val="24"/>
+                <w:lang w:val="es-EC" w:eastAsia="es-EC"/>
+              </w:rPr>
+              <w:t>Oriented</w:t>
+            </w:r>
+            <w:proofErr w:type="spellEnd"/>
+            <w:r>
+              <w:rPr>
+                <w:rFonts w:eastAsia="Times New Roman" w:cs="Arial"/>
+                <w:szCs w:val="24"/>
+                <w:lang w:val="es-EC" w:eastAsia="es-EC"/>
+              </w:rPr>
+              <w:t xml:space="preserve"> </w:t>
+            </w:r>
+            <w:proofErr w:type="spellStart"/>
+            <w:r>
+              <w:rPr>
+                <w:rFonts w:eastAsia="Times New Roman" w:cs="Arial"/>
+                <w:szCs w:val="24"/>
+                <w:lang w:val="es-EC" w:eastAsia="es-EC"/>
+              </w:rPr>
+              <w:t>Architecture</w:t>
+            </w:r>
+            <w:proofErr w:type="spellEnd"/>
+            <w:r>
+              <w:rPr>
+                <w:rFonts w:eastAsia="Times New Roman" w:cs="Arial"/>
+                <w:szCs w:val="24"/>
+                <w:lang w:val="es-EC" w:eastAsia="es-EC"/>
+              </w:rPr>
+              <w:t xml:space="preserve"> (Arquitectura Orientada a Servicios utilizada para la comunicación entre clientes y servidor SOAP).</w:t>
             </w:r>
           </w:p>
         </w:tc>
@@ -12877,13 +13028,41 @@
                 <w:lang w:val="es-EC" w:eastAsia="es-EC"/>
               </w:rPr>
             </w:pPr>
-            <w:r>
-              <w:rPr>
-                <w:rFonts w:eastAsia="Times New Roman" w:cs="Arial"/>
-                <w:szCs w:val="24"/>
-                <w:lang w:val="es-EC" w:eastAsia="es-EC"/>
-              </w:rPr>
-              <w:t>Representational State Transfer (Estilo de arquitectura utilizado para la comunicación entre clientes y servidor mediante HTTP).</w:t>
+            <w:proofErr w:type="spellStart"/>
+            <w:r>
+              <w:rPr>
+                <w:rFonts w:eastAsia="Times New Roman" w:cs="Arial"/>
+                <w:szCs w:val="24"/>
+                <w:lang w:val="es-EC" w:eastAsia="es-EC"/>
+              </w:rPr>
+              <w:t>Representational</w:t>
+            </w:r>
+            <w:proofErr w:type="spellEnd"/>
+            <w:r>
+              <w:rPr>
+                <w:rFonts w:eastAsia="Times New Roman" w:cs="Arial"/>
+                <w:szCs w:val="24"/>
+                <w:lang w:val="es-EC" w:eastAsia="es-EC"/>
+              </w:rPr>
+              <w:t xml:space="preserve"> </w:t>
+            </w:r>
+            <w:proofErr w:type="spellStart"/>
+            <w:r>
+              <w:rPr>
+                <w:rFonts w:eastAsia="Times New Roman" w:cs="Arial"/>
+                <w:szCs w:val="24"/>
+                <w:lang w:val="es-EC" w:eastAsia="es-EC"/>
+              </w:rPr>
+              <w:t>State</w:t>
+            </w:r>
+            <w:proofErr w:type="spellEnd"/>
+            <w:r>
+              <w:rPr>
+                <w:rFonts w:eastAsia="Times New Roman" w:cs="Arial"/>
+                <w:szCs w:val="24"/>
+                <w:lang w:val="es-EC" w:eastAsia="es-EC"/>
+              </w:rPr>
+              <w:t xml:space="preserve"> Transfer (Estilo de arquitectura utilizado para la comunicación entre clientes y servidor mediante HTTP).</w:t>
             </w:r>
           </w:p>
         </w:tc>
@@ -12936,13 +13115,41 @@
                 <w:lang w:val="es-EC" w:eastAsia="es-EC"/>
               </w:rPr>
             </w:pPr>
-            <w:r>
-              <w:rPr>
-                <w:rFonts w:eastAsia="Times New Roman" w:cs="Arial"/>
-                <w:szCs w:val="24"/>
-                <w:lang w:val="es-EC" w:eastAsia="es-EC"/>
-              </w:rPr>
-              <w:t>Application Programming Interface (Interfaz que permite la comunicación entre sistemas o aplicaciones).</w:t>
+            <w:proofErr w:type="spellStart"/>
+            <w:r>
+              <w:rPr>
+                <w:rFonts w:eastAsia="Times New Roman" w:cs="Arial"/>
+                <w:szCs w:val="24"/>
+                <w:lang w:val="es-EC" w:eastAsia="es-EC"/>
+              </w:rPr>
+              <w:t>Application</w:t>
+            </w:r>
+            <w:proofErr w:type="spellEnd"/>
+            <w:r>
+              <w:rPr>
+                <w:rFonts w:eastAsia="Times New Roman" w:cs="Arial"/>
+                <w:szCs w:val="24"/>
+                <w:lang w:val="es-EC" w:eastAsia="es-EC"/>
+              </w:rPr>
+              <w:t xml:space="preserve"> </w:t>
+            </w:r>
+            <w:proofErr w:type="spellStart"/>
+            <w:r>
+              <w:rPr>
+                <w:rFonts w:eastAsia="Times New Roman" w:cs="Arial"/>
+                <w:szCs w:val="24"/>
+                <w:lang w:val="es-EC" w:eastAsia="es-EC"/>
+              </w:rPr>
+              <w:t>Programming</w:t>
+            </w:r>
+            <w:proofErr w:type="spellEnd"/>
+            <w:r>
+              <w:rPr>
+                <w:rFonts w:eastAsia="Times New Roman" w:cs="Arial"/>
+                <w:szCs w:val="24"/>
+                <w:lang w:val="es-EC" w:eastAsia="es-EC"/>
+              </w:rPr>
+              <w:t xml:space="preserve"> Interface (Interfaz que permite la comunicación entre sistemas o aplicaciones).</w:t>
             </w:r>
           </w:p>
         </w:tc>
@@ -13003,7 +13210,25 @@
                 <w:szCs w:val="24"/>
                 <w:lang w:val="es-EC" w:eastAsia="es-EC"/>
               </w:rPr>
-              <w:t>.NET Multi-platform App UI (Framework multiplataforma para móvil y escritorio).</w:t>
+              <w:t xml:space="preserve">.NET </w:t>
+            </w:r>
+            <w:proofErr w:type="spellStart"/>
+            <w:r>
+              <w:rPr>
+                <w:rFonts w:eastAsia="Times New Roman" w:cs="Arial"/>
+                <w:szCs w:val="24"/>
+                <w:lang w:val="es-EC" w:eastAsia="es-EC"/>
+              </w:rPr>
+              <w:t>Multi-platform</w:t>
+            </w:r>
+            <w:proofErr w:type="spellEnd"/>
+            <w:r>
+              <w:rPr>
+                <w:rFonts w:eastAsia="Times New Roman" w:cs="Arial"/>
+                <w:szCs w:val="24"/>
+                <w:lang w:val="es-EC" w:eastAsia="es-EC"/>
+              </w:rPr>
+              <w:t xml:space="preserve"> App UI (Framework multiplataforma para móvil y escritorio).</w:t>
             </w:r>
           </w:p>
         </w:tc>
@@ -13061,13 +13286,59 @@
                 <w:lang w:val="es-EC" w:eastAsia="es-EC"/>
               </w:rPr>
             </w:pPr>
-            <w:r>
-              <w:rPr>
-                <w:rFonts w:eastAsia="Times New Roman" w:cs="Arial"/>
-                <w:szCs w:val="24"/>
-                <w:lang w:val="es-EC" w:eastAsia="es-EC"/>
-              </w:rPr>
-              <w:t>Hypertext Transfer Protocol / Secure (Protocolos utilizados para la comunicación entre clientes y API REST).</w:t>
+            <w:proofErr w:type="spellStart"/>
+            <w:r>
+              <w:rPr>
+                <w:rFonts w:eastAsia="Times New Roman" w:cs="Arial"/>
+                <w:szCs w:val="24"/>
+                <w:lang w:val="es-EC" w:eastAsia="es-EC"/>
+              </w:rPr>
+              <w:t>Hypertext</w:t>
+            </w:r>
+            <w:proofErr w:type="spellEnd"/>
+            <w:r>
+              <w:rPr>
+                <w:rFonts w:eastAsia="Times New Roman" w:cs="Arial"/>
+                <w:szCs w:val="24"/>
+                <w:lang w:val="es-EC" w:eastAsia="es-EC"/>
+              </w:rPr>
+              <w:t xml:space="preserve"> Transfer </w:t>
+            </w:r>
+            <w:proofErr w:type="spellStart"/>
+            <w:r>
+              <w:rPr>
+                <w:rFonts w:eastAsia="Times New Roman" w:cs="Arial"/>
+                <w:szCs w:val="24"/>
+                <w:lang w:val="es-EC" w:eastAsia="es-EC"/>
+              </w:rPr>
+              <w:t>Protocol</w:t>
+            </w:r>
+            <w:proofErr w:type="spellEnd"/>
+            <w:r>
+              <w:rPr>
+                <w:rFonts w:eastAsia="Times New Roman" w:cs="Arial"/>
+                <w:szCs w:val="24"/>
+                <w:lang w:val="es-EC" w:eastAsia="es-EC"/>
+              </w:rPr>
+              <w:t xml:space="preserve"> / </w:t>
+            </w:r>
+            <w:proofErr w:type="spellStart"/>
+            <w:r>
+              <w:rPr>
+                <w:rFonts w:eastAsia="Times New Roman" w:cs="Arial"/>
+                <w:szCs w:val="24"/>
+                <w:lang w:val="es-EC" w:eastAsia="es-EC"/>
+              </w:rPr>
+              <w:t>Secure</w:t>
+            </w:r>
+            <w:proofErr w:type="spellEnd"/>
+            <w:r>
+              <w:rPr>
+                <w:rFonts w:eastAsia="Times New Roman" w:cs="Arial"/>
+                <w:szCs w:val="24"/>
+                <w:lang w:val="es-EC" w:eastAsia="es-EC"/>
+              </w:rPr>
+              <w:t xml:space="preserve"> (Protocolos utilizados para la comunicación entre clientes y API REST).</w:t>
             </w:r>
           </w:p>
         </w:tc>
@@ -13128,7 +13399,43 @@
                 <w:szCs w:val="24"/>
                 <w:lang w:val="es-EC" w:eastAsia="es-EC"/>
               </w:rPr>
-              <w:t>Especificación de Requisitos de Software (Software Requirements Specification).</w:t>
+              <w:t xml:space="preserve">Especificación de Requisitos de Software (Software </w:t>
+            </w:r>
+            <w:proofErr w:type="spellStart"/>
+            <w:r>
+              <w:rPr>
+                <w:rFonts w:eastAsia="Times New Roman" w:cs="Arial"/>
+                <w:szCs w:val="24"/>
+                <w:lang w:val="es-EC" w:eastAsia="es-EC"/>
+              </w:rPr>
+              <w:t>Requirements</w:t>
+            </w:r>
+            <w:proofErr w:type="spellEnd"/>
+            <w:r>
+              <w:rPr>
+                <w:rFonts w:eastAsia="Times New Roman" w:cs="Arial"/>
+                <w:szCs w:val="24"/>
+                <w:lang w:val="es-EC" w:eastAsia="es-EC"/>
+              </w:rPr>
+              <w:t xml:space="preserve"> </w:t>
+            </w:r>
+            <w:proofErr w:type="spellStart"/>
+            <w:r>
+              <w:rPr>
+                <w:rFonts w:eastAsia="Times New Roman" w:cs="Arial"/>
+                <w:szCs w:val="24"/>
+                <w:lang w:val="es-EC" w:eastAsia="es-EC"/>
+              </w:rPr>
+              <w:t>Specification</w:t>
+            </w:r>
+            <w:proofErr w:type="spellEnd"/>
+            <w:r>
+              <w:rPr>
+                <w:rFonts w:eastAsia="Times New Roman" w:cs="Arial"/>
+                <w:szCs w:val="24"/>
+                <w:lang w:val="es-EC" w:eastAsia="es-EC"/>
+              </w:rPr>
+              <w:t>).</w:t>
             </w:r>
           </w:p>
         </w:tc>
@@ -13186,13 +13493,41 @@
                 <w:lang w:val="es-EC" w:eastAsia="es-EC"/>
               </w:rPr>
             </w:pPr>
-            <w:r>
-              <w:rPr>
-                <w:rFonts w:eastAsia="Times New Roman" w:cs="Arial"/>
-                <w:szCs w:val="24"/>
-                <w:lang w:val="es-EC" w:eastAsia="es-EC"/>
-              </w:rPr>
-              <w:t>Application Programming Interface (Interfaz que permite la comunicación entre sistemas o aplicaciones).</w:t>
+            <w:proofErr w:type="spellStart"/>
+            <w:r>
+              <w:rPr>
+                <w:rFonts w:eastAsia="Times New Roman" w:cs="Arial"/>
+                <w:szCs w:val="24"/>
+                <w:lang w:val="es-EC" w:eastAsia="es-EC"/>
+              </w:rPr>
+              <w:t>Application</w:t>
+            </w:r>
+            <w:proofErr w:type="spellEnd"/>
+            <w:r>
+              <w:rPr>
+                <w:rFonts w:eastAsia="Times New Roman" w:cs="Arial"/>
+                <w:szCs w:val="24"/>
+                <w:lang w:val="es-EC" w:eastAsia="es-EC"/>
+              </w:rPr>
+              <w:t xml:space="preserve"> </w:t>
+            </w:r>
+            <w:proofErr w:type="spellStart"/>
+            <w:r>
+              <w:rPr>
+                <w:rFonts w:eastAsia="Times New Roman" w:cs="Arial"/>
+                <w:szCs w:val="24"/>
+                <w:lang w:val="es-EC" w:eastAsia="es-EC"/>
+              </w:rPr>
+              <w:t>Programming</w:t>
+            </w:r>
+            <w:proofErr w:type="spellEnd"/>
+            <w:r>
+              <w:rPr>
+                <w:rFonts w:eastAsia="Times New Roman" w:cs="Arial"/>
+                <w:szCs w:val="24"/>
+                <w:lang w:val="es-EC" w:eastAsia="es-EC"/>
+              </w:rPr>
+              <w:t xml:space="preserve"> Interface (Interfaz que permite la comunicación entre sistemas o aplicaciones).</w:t>
             </w:r>
           </w:p>
         </w:tc>
@@ -13387,7 +13722,60 @@
                 <w:lang w:val="es-EC" w:eastAsia="es-EC"/>
               </w:rPr>
               <w:tab/>
-              <w:t>Integrated Development Environment (Entorno de Desarrollo Integrado como Visual Studio).</w:t>
+            </w:r>
+            <w:proofErr w:type="spellStart"/>
+            <w:r>
+              <w:rPr>
+                <w:rFonts w:eastAsia="Times New Roman" w:cs="Arial"/>
+                <w:szCs w:val="24"/>
+                <w:lang w:val="es-EC" w:eastAsia="es-EC"/>
+              </w:rPr>
+              <w:t>Integrated</w:t>
+            </w:r>
+            <w:proofErr w:type="spellEnd"/>
+            <w:r>
+              <w:rPr>
+                <w:rFonts w:eastAsia="Times New Roman" w:cs="Arial"/>
+                <w:szCs w:val="24"/>
+                <w:lang w:val="es-EC" w:eastAsia="es-EC"/>
+              </w:rPr>
+              <w:t xml:space="preserve"> </w:t>
+            </w:r>
+            <w:proofErr w:type="spellStart"/>
+            <w:r>
+              <w:rPr>
+                <w:rFonts w:eastAsia="Times New Roman" w:cs="Arial"/>
+                <w:szCs w:val="24"/>
+                <w:lang w:val="es-EC" w:eastAsia="es-EC"/>
+              </w:rPr>
+              <w:t>Development</w:t>
+            </w:r>
+            <w:proofErr w:type="spellEnd"/>
+            <w:r>
+              <w:rPr>
+                <w:rFonts w:eastAsia="Times New Roman" w:cs="Arial"/>
+                <w:szCs w:val="24"/>
+                <w:lang w:val="es-EC" w:eastAsia="es-EC"/>
+              </w:rPr>
+              <w:t xml:space="preserve"> </w:t>
+            </w:r>
+            <w:proofErr w:type="spellStart"/>
+            <w:r>
+              <w:rPr>
+                <w:rFonts w:eastAsia="Times New Roman" w:cs="Arial"/>
+                <w:szCs w:val="24"/>
+                <w:lang w:val="es-EC" w:eastAsia="es-EC"/>
+              </w:rPr>
+              <w:t>Environment</w:t>
+            </w:r>
+            <w:proofErr w:type="spellEnd"/>
+            <w:r>
+              <w:rPr>
+                <w:rFonts w:eastAsia="Times New Roman" w:cs="Arial"/>
+                <w:szCs w:val="24"/>
+                <w:lang w:val="es-EC" w:eastAsia="es-EC"/>
+              </w:rPr>
+              <w:t xml:space="preserve"> (Entorno de Desarrollo Integrado como Visual Studio).</w:t>
             </w:r>
           </w:p>
         </w:tc>
@@ -13506,13 +13894,41 @@
                 <w:lang w:val="es-EC" w:eastAsia="es-EC"/>
               </w:rPr>
             </w:pPr>
-            <w:r>
-              <w:rPr>
-                <w:rFonts w:eastAsia="Times New Roman" w:cs="Arial"/>
-                <w:szCs w:val="24"/>
-                <w:lang w:val="es-EC" w:eastAsia="es-EC"/>
-              </w:rPr>
-              <w:t>Quality Assurance (Proceso de aseguramiento de calidad y pruebas del sistema).</w:t>
+            <w:proofErr w:type="spellStart"/>
+            <w:r>
+              <w:rPr>
+                <w:rFonts w:eastAsia="Times New Roman" w:cs="Arial"/>
+                <w:szCs w:val="24"/>
+                <w:lang w:val="es-EC" w:eastAsia="es-EC"/>
+              </w:rPr>
+              <w:t>Quality</w:t>
+            </w:r>
+            <w:proofErr w:type="spellEnd"/>
+            <w:r>
+              <w:rPr>
+                <w:rFonts w:eastAsia="Times New Roman" w:cs="Arial"/>
+                <w:szCs w:val="24"/>
+                <w:lang w:val="es-EC" w:eastAsia="es-EC"/>
+              </w:rPr>
+              <w:t xml:space="preserve"> </w:t>
+            </w:r>
+            <w:proofErr w:type="spellStart"/>
+            <w:r>
+              <w:rPr>
+                <w:rFonts w:eastAsia="Times New Roman" w:cs="Arial"/>
+                <w:szCs w:val="24"/>
+                <w:lang w:val="es-EC" w:eastAsia="es-EC"/>
+              </w:rPr>
+              <w:t>Assurance</w:t>
+            </w:r>
+            <w:proofErr w:type="spellEnd"/>
+            <w:r>
+              <w:rPr>
+                <w:rFonts w:eastAsia="Times New Roman" w:cs="Arial"/>
+                <w:szCs w:val="24"/>
+                <w:lang w:val="es-EC" w:eastAsia="es-EC"/>
+              </w:rPr>
+              <w:t xml:space="preserve"> (Proceso de aseguramiento de calidad y pruebas del sistema).</w:t>
             </w:r>
           </w:p>
         </w:tc>
@@ -13570,13 +13986,23 @@
                 <w:lang w:val="es-EC" w:eastAsia="es-EC"/>
               </w:rPr>
             </w:pPr>
-            <w:r>
-              <w:rPr>
-                <w:rFonts w:eastAsia="Times New Roman" w:cs="Arial"/>
-                <w:szCs w:val="24"/>
-                <w:lang w:val="es-EC" w:eastAsia="es-EC"/>
-              </w:rPr>
-              <w:t>User Interface (Interfaz de Usuario).</w:t>
+            <w:proofErr w:type="spellStart"/>
+            <w:r>
+              <w:rPr>
+                <w:rFonts w:eastAsia="Times New Roman" w:cs="Arial"/>
+                <w:szCs w:val="24"/>
+                <w:lang w:val="es-EC" w:eastAsia="es-EC"/>
+              </w:rPr>
+              <w:t>User</w:t>
+            </w:r>
+            <w:proofErr w:type="spellEnd"/>
+            <w:r>
+              <w:rPr>
+                <w:rFonts w:eastAsia="Times New Roman" w:cs="Arial"/>
+                <w:szCs w:val="24"/>
+                <w:lang w:val="es-EC" w:eastAsia="es-EC"/>
+              </w:rPr>
+              <w:t xml:space="preserve"> Interface (Interfaz de Usuario).</w:t>
             </w:r>
           </w:p>
         </w:tc>
@@ -13631,13 +14057,41 @@
                 <w:lang w:val="es-EC" w:eastAsia="es-EC"/>
               </w:rPr>
             </w:pPr>
-            <w:r>
-              <w:rPr>
-                <w:rFonts w:eastAsia="Times New Roman" w:cs="Arial"/>
-                <w:szCs w:val="24"/>
-                <w:lang w:val="es-EC" w:eastAsia="es-EC"/>
-              </w:rPr>
-              <w:t>User Experience (Experiencia de Usuario).</w:t>
+            <w:proofErr w:type="spellStart"/>
+            <w:r>
+              <w:rPr>
+                <w:rFonts w:eastAsia="Times New Roman" w:cs="Arial"/>
+                <w:szCs w:val="24"/>
+                <w:lang w:val="es-EC" w:eastAsia="es-EC"/>
+              </w:rPr>
+              <w:t>User</w:t>
+            </w:r>
+            <w:proofErr w:type="spellEnd"/>
+            <w:r>
+              <w:rPr>
+                <w:rFonts w:eastAsia="Times New Roman" w:cs="Arial"/>
+                <w:szCs w:val="24"/>
+                <w:lang w:val="es-EC" w:eastAsia="es-EC"/>
+              </w:rPr>
+              <w:t xml:space="preserve"> </w:t>
+            </w:r>
+            <w:proofErr w:type="spellStart"/>
+            <w:r>
+              <w:rPr>
+                <w:rFonts w:eastAsia="Times New Roman" w:cs="Arial"/>
+                <w:szCs w:val="24"/>
+                <w:lang w:val="es-EC" w:eastAsia="es-EC"/>
+              </w:rPr>
+              <w:t>Experience</w:t>
+            </w:r>
+            <w:proofErr w:type="spellEnd"/>
+            <w:r>
+              <w:rPr>
+                <w:rFonts w:eastAsia="Times New Roman" w:cs="Arial"/>
+                <w:szCs w:val="24"/>
+                <w:lang w:val="es-EC" w:eastAsia="es-EC"/>
+              </w:rPr>
+              <w:t xml:space="preserve"> (Experiencia de Usuario).</w:t>
             </w:r>
           </w:p>
         </w:tc>
@@ -13802,7 +14256,25 @@
                 <w:szCs w:val="24"/>
                 <w:lang w:val="es-EC" w:eastAsia="es-EC"/>
               </w:rPr>
-              <w:t>Windows Forms (Tecnología de .NET utilizada para aplicaciones de escritorio).</w:t>
+              <w:t xml:space="preserve">Windows </w:t>
+            </w:r>
+            <w:proofErr w:type="spellStart"/>
+            <w:r>
+              <w:rPr>
+                <w:rFonts w:eastAsia="Times New Roman" w:cs="Arial"/>
+                <w:szCs w:val="24"/>
+                <w:lang w:val="es-EC" w:eastAsia="es-EC"/>
+              </w:rPr>
+              <w:t>Forms</w:t>
+            </w:r>
+            <w:proofErr w:type="spellEnd"/>
+            <w:r>
+              <w:rPr>
+                <w:rFonts w:eastAsia="Times New Roman" w:cs="Arial"/>
+                <w:szCs w:val="24"/>
+                <w:lang w:val="es-EC" w:eastAsia="es-EC"/>
+              </w:rPr>
+              <w:t xml:space="preserve"> (Tecnología de .NET utilizada para aplicaciones de escritorio).</w:t>
             </w:r>
           </w:p>
         </w:tc>
@@ -14178,8 +14650,33 @@
                 <w:rFonts w:cs="Arial"/>
                 <w:szCs w:val="24"/>
               </w:rPr>
-              <w:t>IEEE Computer Society</w:t>
-            </w:r>
+              <w:t xml:space="preserve">IEEE </w:t>
+            </w:r>
+            <w:proofErr w:type="spellStart"/>
+            <w:r>
+              <w:rPr>
+                <w:rFonts w:cs="Arial"/>
+                <w:szCs w:val="24"/>
+              </w:rPr>
+              <w:t>Computer</w:t>
+            </w:r>
+            <w:proofErr w:type="spellEnd"/>
+            <w:r>
+              <w:rPr>
+                <w:rFonts w:cs="Arial"/>
+                <w:szCs w:val="24"/>
+              </w:rPr>
+              <w:t xml:space="preserve"> </w:t>
+            </w:r>
+            <w:proofErr w:type="spellStart"/>
+            <w:r>
+              <w:rPr>
+                <w:rFonts w:cs="Arial"/>
+                <w:szCs w:val="24"/>
+              </w:rPr>
+              <w:t>Society</w:t>
+            </w:r>
+            <w:proofErr w:type="spellEnd"/>
           </w:p>
         </w:tc>
       </w:tr>
@@ -14350,8 +14847,17 @@
                 <w:rFonts w:cs="Arial"/>
                 <w:szCs w:val="24"/>
               </w:rPr>
-              <w:t>W3C SOAP Specification</w:t>
-            </w:r>
+              <w:t xml:space="preserve">W3C SOAP </w:t>
+            </w:r>
+            <w:proofErr w:type="spellStart"/>
+            <w:r>
+              <w:rPr>
+                <w:rFonts w:cs="Arial"/>
+                <w:szCs w:val="24"/>
+              </w:rPr>
+              <w:t>Specification</w:t>
+            </w:r>
+            <w:proofErr w:type="spellEnd"/>
           </w:p>
         </w:tc>
         <w:tc>
@@ -14532,13 +15038,23 @@
     </w:p>
     <w:p>
       <w:r>
-        <w:t>• ASP.NET Web Forms</w:t>
-      </w:r>
-    </w:p>
-    <w:p>
-      <w:r>
-        <w:t>• Windows Forms</w:t>
-      </w:r>
+        <w:t xml:space="preserve">• ASP.NET Web </w:t>
+      </w:r>
+      <w:proofErr w:type="spellStart"/>
+      <w:r>
+        <w:t>Forms</w:t>
+      </w:r>
+      <w:proofErr w:type="spellEnd"/>
+    </w:p>
+    <w:p>
+      <w:r>
+        <w:t xml:space="preserve">• Windows </w:t>
+      </w:r>
+      <w:proofErr w:type="spellStart"/>
+      <w:r>
+        <w:t>Forms</w:t>
+      </w:r>
+      <w:proofErr w:type="spellEnd"/>
     </w:p>
     <w:p>
       <w:r>
@@ -14642,7 +15158,15 @@
     </w:p>
     <w:p>
       <w:r>
-        <w:t>• Endpoints HTTP</w:t>
+        <w:t xml:space="preserve">• </w:t>
+      </w:r>
+      <w:proofErr w:type="spellStart"/>
+      <w:r>
+        <w:t>Endpoints</w:t>
+      </w:r>
+      <w:proofErr w:type="spellEnd"/>
+      <w:r>
+        <w:t xml:space="preserve"> HTTP</w:t>
       </w:r>
     </w:p>
     <w:p>
@@ -14715,7 +15239,15 @@
     </w:p>
     <w:p>
       <w:r>
-        <w:t>El sistema de conversión de unidades es una solución integral desarrollada bajo el paradigma de Arquitectura Orientada a Servicios (SOA), diseñada para centralizar y automatizar el proceso de conversión de unidades de longitud, masa y temperatura mediante una API REST desarrollada con .NET. Su núcleo está conformado por un servidor centralizado implementado con ASP.NET Core Web API, encargado de exponer la lógica de conversión mediante endpoints HTTP, permitiendo que múltiples clientes consuman las mismas funcionalidades desde diferentes plataformas.</w:t>
+        <w:t xml:space="preserve">El sistema de conversión de unidades es una solución integral desarrollada bajo el paradigma de Arquitectura Orientada a Servicios (SOA), diseñada para centralizar y automatizar el proceso de conversión de unidades de longitud, masa y temperatura mediante una API REST desarrollada con .NET. Su núcleo está conformado por un servidor centralizado implementado con ASP.NET Core Web API, encargado de exponer la lógica de conversión mediante </w:t>
+      </w:r>
+      <w:proofErr w:type="spellStart"/>
+      <w:r>
+        <w:t>endpoints</w:t>
+      </w:r>
+      <w:proofErr w:type="spellEnd"/>
+      <w:r>
+        <w:t xml:space="preserve"> HTTP, permitiendo que múltiples clientes consuman las mismas funcionalidades desde diferentes plataformas.</w:t>
       </w:r>
     </w:p>
     <w:p>
@@ -14730,7 +15262,23 @@
     </w:p>
     <w:p>
       <w:r>
-        <w:t>La arquitectura cliente-servidor implementada asegura reutilización de servicios, facilidad de mantenimiento y compatibilidad multiplataforma. El sistema opera sobre tecnologías como .NET, Visual Studio, ASP.NET Core Web API, ASP.NET Web Forms, Windows Forms y .NET MAUI, utilizando comunicación basada en HTTP y JSON.</w:t>
+        <w:t xml:space="preserve">La arquitectura cliente-servidor implementada asegura reutilización de servicios, facilidad de mantenimiento y compatibilidad multiplataforma. El sistema opera sobre tecnologías como .NET, Visual Studio, ASP.NET Core Web API, ASP.NET Web </w:t>
+      </w:r>
+      <w:proofErr w:type="spellStart"/>
+      <w:r>
+        <w:t>Forms</w:t>
+      </w:r>
+      <w:proofErr w:type="spellEnd"/>
+      <w:r>
+        <w:t xml:space="preserve">, Windows </w:t>
+      </w:r>
+      <w:proofErr w:type="spellStart"/>
+      <w:r>
+        <w:t>Forms</w:t>
+      </w:r>
+      <w:proofErr w:type="spellEnd"/>
+      <w:r>
+        <w:t xml:space="preserve"> y .NET MAUI, utilizando comunicación basada en HTTP y JSON.</w:t>
       </w:r>
     </w:p>
     <w:p>
@@ -14778,7 +15326,23 @@
           <w:b/>
           <w:bCs/>
         </w:rPr>
-        <w:t>• Servidor de Aplicaciones (Backend):</w:t>
+        <w:t>• Servidor de Aplicaciones (</w:t>
+      </w:r>
+      <w:proofErr w:type="spellStart"/>
+      <w:r>
+        <w:rPr>
+          <w:b/>
+          <w:bCs/>
+        </w:rPr>
+        <w:t>Backend</w:t>
+      </w:r>
+      <w:proofErr w:type="spellEnd"/>
+      <w:r>
+        <w:rPr>
+          <w:b/>
+          <w:bCs/>
+        </w:rPr>
+        <w:t>):</w:t>
       </w:r>
     </w:p>
     <w:p>
@@ -14808,7 +15372,15 @@
     </w:p>
     <w:p>
       <w:r>
-        <w:t>Aplicación Windows Forms desarrollada en .NET utilizada para realizar conversiones mediante una interfaz gráfica intuitiva, consumiendo la API REST en tiempo real.</w:t>
+        <w:t xml:space="preserve">Aplicación Windows </w:t>
+      </w:r>
+      <w:proofErr w:type="spellStart"/>
+      <w:r>
+        <w:t>Forms</w:t>
+      </w:r>
+      <w:proofErr w:type="spellEnd"/>
+      <w:r>
+        <w:t xml:space="preserve"> desarrollada en .NET utilizada para realizar conversiones mediante una interfaz gráfica intuitiva, consumiendo la API REST en tiempo real.</w:t>
       </w:r>
     </w:p>
     <w:p>
@@ -14828,7 +15400,15 @@
     </w:p>
     <w:p>
       <w:r>
-        <w:t>Aplicación ASP.NET Web Forms accesible desde navegador web, utilizada para realizar conversiones mediante consumo de la API REST y visualización inmediata de resultados.</w:t>
+        <w:t xml:space="preserve">Aplicación ASP.NET Web </w:t>
+      </w:r>
+      <w:proofErr w:type="spellStart"/>
+      <w:r>
+        <w:t>Forms</w:t>
+      </w:r>
+      <w:proofErr w:type="spellEnd"/>
+      <w:r>
+        <w:t xml:space="preserve"> accesible desde navegador web, utilizada para realizar conversiones mediante consumo de la API REST y visualización inmediata de resultados.</w:t>
       </w:r>
     </w:p>
     <w:p>
@@ -14931,7 +15511,15 @@
     </w:p>
     <w:p>
       <w:r>
-        <w:t>Finalmente, el sistema implementa un modelo de Consumo de API Multiplataforma, permitiendo que distintos clientes —consola, escritorio, web y móvil— consuman los mismos endpoints REST centralizados. Esto garantiza reutilización de lógica, consistencia en resultados y funcionamiento uniforme entre todas las plataformas conectadas al sistema.</w:t>
+        <w:t xml:space="preserve">Finalmente, el sistema implementa un modelo de Consumo de API Multiplataforma, permitiendo que distintos clientes —consola, escritorio, web y móvil— consuman los mismos </w:t>
+      </w:r>
+      <w:proofErr w:type="spellStart"/>
+      <w:r>
+        <w:t>endpoints</w:t>
+      </w:r>
+      <w:proofErr w:type="spellEnd"/>
+      <w:r>
+        <w:t xml:space="preserve"> REST centralizados. Esto garantiza reutilización de lógica, consistencia en resultados y funcionamiento uniforme entre todas las plataformas conectadas al sistema.</w:t>
       </w:r>
     </w:p>
     <w:p>
@@ -14946,13 +15534,23 @@
     </w:p>
     <w:p>
       <w:r>
-        <w:t>• Cliente Escritorio Windows Forms</w:t>
-      </w:r>
-    </w:p>
-    <w:p>
-      <w:r>
-        <w:t>• Cliente Web ASP.NET Web Forms</w:t>
-      </w:r>
+        <w:t xml:space="preserve">• Cliente Escritorio Windows </w:t>
+      </w:r>
+      <w:proofErr w:type="spellStart"/>
+      <w:r>
+        <w:t>Forms</w:t>
+      </w:r>
+      <w:proofErr w:type="spellEnd"/>
+    </w:p>
+    <w:p>
+      <w:r>
+        <w:t xml:space="preserve">• Cliente Web ASP.NET Web </w:t>
+      </w:r>
+      <w:proofErr w:type="spellStart"/>
+      <w:r>
+        <w:t>Forms</w:t>
+      </w:r>
+      <w:proofErr w:type="spellEnd"/>
     </w:p>
     <w:p>
       <w:r>
@@ -15164,9 +15762,11 @@
       <w:bookmarkEnd w:id="25"/>
     </w:p>
     <w:p>
+      <w:proofErr w:type="spellStart"/>
       <w:r>
         <w:t>jj</w:t>
       </w:r>
+      <w:proofErr w:type="spellEnd"/>
       <w:r>
         <w:t xml:space="preserve"> </w:t>
       </w:r>
@@ -15176,7 +15776,15 @@
     </w:p>
     <w:p>
       <w:r>
-        <w:t>El sistema requiere un entorno de ejecución estable que permita procesar conversiones de longitud, masa y temperatura de forma inmediata y precisa. La lógica de negocio estará centralizada en una API REST ejecutada desde Visual Studio, mientras que los clientes consumirán los endpoints mediante solicitudes HTTP.</w:t>
+        <w:t xml:space="preserve">El sistema requiere un entorno de ejecución estable que permita procesar conversiones de longitud, masa y temperatura de forma inmediata y precisa. La lógica de negocio estará centralizada en una API REST ejecutada desde Visual Studio, mientras que los clientes consumirán los </w:t>
+      </w:r>
+      <w:proofErr w:type="spellStart"/>
+      <w:r>
+        <w:t>endpoints</w:t>
+      </w:r>
+      <w:proofErr w:type="spellEnd"/>
+      <w:r>
+        <w:t xml:space="preserve"> mediante solicitudes HTTP.</w:t>
       </w:r>
     </w:p>
     <w:p>
@@ -15201,13 +15809,23 @@
     </w:p>
     <w:p>
       <w:r>
-        <w:t>• ASP.NET Web Forms</w:t>
-      </w:r>
-    </w:p>
-    <w:p>
-      <w:r>
-        <w:t>• Windows Forms</w:t>
-      </w:r>
+        <w:t xml:space="preserve">• ASP.NET Web </w:t>
+      </w:r>
+      <w:proofErr w:type="spellStart"/>
+      <w:r>
+        <w:t>Forms</w:t>
+      </w:r>
+      <w:proofErr w:type="spellEnd"/>
+    </w:p>
+    <w:p>
+      <w:r>
+        <w:t xml:space="preserve">• Windows </w:t>
+      </w:r>
+      <w:proofErr w:type="spellStart"/>
+      <w:r>
+        <w:t>Forms</w:t>
+      </w:r>
+      <w:proofErr w:type="spellEnd"/>
     </w:p>
     <w:p>
       <w:r>
@@ -15428,13 +16046,23 @@
     </w:p>
     <w:p>
       <w:r>
-        <w:t>• Cliente Escritorio Windows Forms</w:t>
-      </w:r>
-    </w:p>
-    <w:p>
-      <w:r>
-        <w:t>• Cliente Web ASP.NET Web Forms</w:t>
-      </w:r>
+        <w:t xml:space="preserve">• Cliente Escritorio Windows </w:t>
+      </w:r>
+      <w:proofErr w:type="spellStart"/>
+      <w:r>
+        <w:t>Forms</w:t>
+      </w:r>
+      <w:proofErr w:type="spellEnd"/>
+    </w:p>
+    <w:p>
+      <w:r>
+        <w:t xml:space="preserve">• Cliente Web ASP.NET Web </w:t>
+      </w:r>
+      <w:proofErr w:type="spellStart"/>
+      <w:r>
+        <w:t>Forms</w:t>
+      </w:r>
+      <w:proofErr w:type="spellEnd"/>
     </w:p>
     <w:p>
       <w:r>
@@ -16856,7 +17484,25 @@
                 <w:szCs w:val="24"/>
                 <w:lang w:val="es-EC" w:eastAsia="es-EC"/>
               </w:rPr>
-              <w:t>Conocimientos en .NET, desarrollo de APIs REST, validación de datos y aplicaciones cliente-servidor.</w:t>
+              <w:t xml:space="preserve">Conocimientos en .NET, desarrollo de </w:t>
+            </w:r>
+            <w:proofErr w:type="spellStart"/>
+            <w:r>
+              <w:rPr>
+                <w:rFonts w:eastAsia="Times New Roman" w:cs="Arial"/>
+                <w:szCs w:val="24"/>
+                <w:lang w:val="es-EC" w:eastAsia="es-EC"/>
+              </w:rPr>
+              <w:t>APIs</w:t>
+            </w:r>
+            <w:proofErr w:type="spellEnd"/>
+            <w:r>
+              <w:rPr>
+                <w:rFonts w:eastAsia="Times New Roman" w:cs="Arial"/>
+                <w:szCs w:val="24"/>
+                <w:lang w:val="es-EC" w:eastAsia="es-EC"/>
+              </w:rPr>
+              <w:t xml:space="preserve"> REST, validación de datos y aplicaciones cliente-servidor.</w:t>
             </w:r>
           </w:p>
         </w:tc>
@@ -16992,19 +17638,33 @@
         <w:rPr>
           <w:lang w:val="es-MX"/>
         </w:rPr>
-        <w:t>La comunicación entre el backend y los clientes se realiza mediante una API REST desarrollada con ASP.NET Core, permitiendo interoperabilidad entre los distintos tipos de aplicaciones desarrolladas:</w:t>
-      </w:r>
-    </w:p>
-    <w:p>
-      <w:pPr>
+        <w:t xml:space="preserve">La comunicación entre el </w:t>
+      </w:r>
+      <w:proofErr w:type="spellStart"/>
+      <w:r>
         <w:rPr>
           <w:lang w:val="es-MX"/>
         </w:rPr>
-      </w:pPr>
+        <w:t>backend</w:t>
+      </w:r>
+      <w:proofErr w:type="spellEnd"/>
       <w:r>
         <w:rPr>
           <w:lang w:val="es-MX"/>
         </w:rPr>
+        <w:t xml:space="preserve"> y los clientes se realiza mediante una API REST desarrollada con ASP.NET Core, permitiendo interoperabilidad entre los distintos tipos de aplicaciones desarrolladas:</w:t>
+      </w:r>
+    </w:p>
+    <w:p>
+      <w:pPr>
+        <w:rPr>
+          <w:lang w:val="es-MX"/>
+        </w:rPr>
+      </w:pPr>
+      <w:r>
+        <w:rPr>
+          <w:lang w:val="es-MX"/>
+        </w:rPr>
         <w:t>• Cliente Consola</w:t>
       </w:r>
     </w:p>
@@ -17018,33 +17678,48 @@
         <w:rPr>
           <w:lang w:val="es-MX"/>
         </w:rPr>
-        <w:t>• Cliente Escritorio Windows Forms</w:t>
-      </w:r>
-    </w:p>
-    <w:p>
-      <w:pPr>
+        <w:t xml:space="preserve">• Cliente Escritorio Windows </w:t>
+      </w:r>
+      <w:proofErr w:type="spellStart"/>
+      <w:r>
         <w:rPr>
           <w:lang w:val="es-MX"/>
         </w:rPr>
-      </w:pPr>
-      <w:r>
+        <w:t>Forms</w:t>
+      </w:r>
+      <w:proofErr w:type="spellEnd"/>
+    </w:p>
+    <w:p>
+      <w:pPr>
         <w:rPr>
           <w:lang w:val="es-MX"/>
         </w:rPr>
-        <w:t>• Cliente Web ASP.NET Web Forms</w:t>
-      </w:r>
-    </w:p>
-    <w:p>
-      <w:pPr>
+      </w:pPr>
+      <w:r>
         <w:rPr>
           <w:lang w:val="es-MX"/>
         </w:rPr>
-      </w:pPr>
+        <w:t xml:space="preserve">• Cliente Web ASP.NET Web </w:t>
+      </w:r>
+      <w:proofErr w:type="spellStart"/>
       <w:r>
         <w:rPr>
           <w:lang w:val="es-MX"/>
         </w:rPr>
-        <w:lastRenderedPageBreak/>
+        <w:t>Forms</w:t>
+      </w:r>
+      <w:proofErr w:type="spellEnd"/>
+    </w:p>
+    <w:p>
+      <w:pPr>
+        <w:rPr>
+          <w:lang w:val="es-MX"/>
+        </w:rPr>
+      </w:pPr>
+      <w:r>
+        <w:rPr>
+          <w:lang w:val="es-MX"/>
+        </w:rPr>
         <w:t>• Cliente Móvil .NET MAUI</w:t>
       </w:r>
     </w:p>
@@ -17138,6 +17813,7 @@
         <w:rPr>
           <w:lang w:val="es-MX"/>
         </w:rPr>
+        <w:lastRenderedPageBreak/>
         <w:t>El sistema podrá ejecutarse sobre sistemas operativos compatibles con .NET, incluyendo:</w:t>
       </w:r>
     </w:p>
@@ -17229,32 +17905,48 @@
         <w:rPr>
           <w:lang w:val="es-MX"/>
         </w:rPr>
-        <w:t>• ASP.NET Web Forms</w:t>
-      </w:r>
-    </w:p>
-    <w:p>
-      <w:pPr>
+        <w:t xml:space="preserve">• ASP.NET Web </w:t>
+      </w:r>
+      <w:proofErr w:type="spellStart"/>
+      <w:r>
         <w:rPr>
           <w:lang w:val="es-MX"/>
         </w:rPr>
-      </w:pPr>
-      <w:r>
+        <w:t>Forms</w:t>
+      </w:r>
+      <w:proofErr w:type="spellEnd"/>
+    </w:p>
+    <w:p>
+      <w:pPr>
         <w:rPr>
           <w:lang w:val="es-MX"/>
         </w:rPr>
-        <w:t>• Windows Forms</w:t>
-      </w:r>
-    </w:p>
-    <w:p>
-      <w:pPr>
+      </w:pPr>
+      <w:r>
         <w:rPr>
           <w:lang w:val="es-MX"/>
         </w:rPr>
-      </w:pPr>
+        <w:t xml:space="preserve">• Windows </w:t>
+      </w:r>
+      <w:proofErr w:type="spellStart"/>
       <w:r>
         <w:rPr>
           <w:lang w:val="es-MX"/>
         </w:rPr>
+        <w:t>Forms</w:t>
+      </w:r>
+      <w:proofErr w:type="spellEnd"/>
+    </w:p>
+    <w:p>
+      <w:pPr>
+        <w:rPr>
+          <w:lang w:val="es-MX"/>
+        </w:rPr>
+      </w:pPr>
+      <w:r>
+        <w:rPr>
+          <w:lang w:val="es-MX"/>
+        </w:rPr>
         <w:t>• .NET MAUI</w:t>
       </w:r>
     </w:p>
@@ -17294,19 +17986,33 @@
         <w:rPr>
           <w:lang w:val="es-MX"/>
         </w:rPr>
-        <w:t>No se permitirá el uso de frameworks o tecnologías que alteren la arquitectura cliente-servidor definida para el proyecto.</w:t>
-      </w:r>
-    </w:p>
-    <w:p>
-      <w:pPr>
+        <w:t xml:space="preserve">No se permitirá el uso de </w:t>
+      </w:r>
+      <w:proofErr w:type="spellStart"/>
+      <w:r>
         <w:rPr>
           <w:lang w:val="es-MX"/>
         </w:rPr>
-      </w:pPr>
+        <w:t>frameworks</w:t>
+      </w:r>
+      <w:proofErr w:type="spellEnd"/>
       <w:r>
         <w:rPr>
           <w:lang w:val="es-MX"/>
         </w:rPr>
+        <w:t xml:space="preserve"> o tecnologías que alteren la arquitectura cliente-servidor definida para el proyecto.</w:t>
+      </w:r>
+    </w:p>
+    <w:p>
+      <w:pPr>
+        <w:rPr>
+          <w:lang w:val="es-MX"/>
+        </w:rPr>
+      </w:pPr>
+      <w:r>
+        <w:rPr>
+          <w:lang w:val="es-MX"/>
+        </w:rPr>
         <w:t>Asimismo, las conversiones implementadas deberán basarse estrictamente en fórmulas matemáticas estándar internacionalmente aceptadas para longitud, masa y temperatura, evitando modificaciones arbitrarias que afecten la precisión de los resultados.</w:t>
       </w:r>
     </w:p>
@@ -17320,14 +18026,7 @@
         <w:rPr>
           <w:lang w:val="es-MX"/>
         </w:rPr>
-        <w:t xml:space="preserve">El sistema deberá manejar precisión decimal adecuada en todas las operaciones </w:t>
-      </w:r>
-      <w:r>
-        <w:rPr>
-          <w:lang w:val="es-MX"/>
-        </w:rPr>
-        <w:lastRenderedPageBreak/>
-        <w:t>matemáticas, evitando errores de redondeo significativos que puedan generar inconsistencias entre plataformas.</w:t>
+        <w:t>El sistema deberá manejar precisión decimal adecuada en todas las operaciones matemáticas, evitando errores de redondeo significativos que puedan generar inconsistencias entre plataformas.</w:t>
       </w:r>
     </w:p>
     <w:p>
@@ -17433,19 +18132,26 @@
         <w:rPr>
           <w:lang w:val="es-MX"/>
         </w:rPr>
-        <w:t>En el sistema de conversión de unidades de longitud, masa y temperatura se establecen diversas suposiciones y dependencias técnicas que condicionan su correcto funcionamiento dentro de la arquitectura cliente-servidor implementada mediante una API REST en .NET utilizando ASP.NET Core Web API. Se asume que los dispositivos utilizados por los usuarios cuentan con las capacidades mínimas de hardware y software necesarias para ejecutar correctamente los clientes de consola, escritorio, web y móvil, así como mantener comunicación estable con la API ejecutada localmente en Visual Studio.</w:t>
-      </w:r>
-    </w:p>
-    <w:p>
-      <w:pPr>
+        <w:t xml:space="preserve">En el sistema de conversión de unidades de longitud, masa y temperatura se establecen diversas suposiciones y dependencias técnicas que condicionan su correcto funcionamiento dentro de la arquitectura cliente-servidor implementada mediante una API REST en .NET utilizando ASP.NET Core Web API. Se asume que los dispositivos utilizados por los usuarios cuentan con las capacidades mínimas de hardware y software necesarias para ejecutar correctamente los clientes de consola, escritorio, web y móvil, así como mantener comunicación estable con la API ejecutada localmente en Visual </w:t>
+      </w:r>
+      <w:r>
         <w:rPr>
           <w:lang w:val="es-MX"/>
         </w:rPr>
-      </w:pPr>
-      <w:r>
+        <w:lastRenderedPageBreak/>
+        <w:t>Studio.</w:t>
+      </w:r>
+    </w:p>
+    <w:p>
+      <w:pPr>
         <w:rPr>
           <w:lang w:val="es-MX"/>
         </w:rPr>
+      </w:pPr>
+      <w:r>
+        <w:rPr>
+          <w:lang w:val="es-MX"/>
+        </w:rPr>
         <w:t>Asimismo, se asume que los usuarios poseen conocimientos básicos sobre el manejo de interfaces digitales, permitiéndoles interactuar adecuadamente con el sistema mediante el ingreso de valores numéricos, selección de unidades y visualización de resultados. Cualquier modificación futura en los requerimientos funcionales, tipos de conversión o plataformas soportadas deberá ser previamente analizada para realizar los ajustes correspondientes en la lógica del sistema y en las interfaces cliente.</w:t>
       </w:r>
     </w:p>
@@ -17531,32 +18237,48 @@
         <w:rPr>
           <w:lang w:val="es-MX"/>
         </w:rPr>
-        <w:t>• Windows Forms</w:t>
-      </w:r>
-    </w:p>
-    <w:p>
-      <w:pPr>
+        <w:t xml:space="preserve">• Windows </w:t>
+      </w:r>
+      <w:proofErr w:type="spellStart"/>
+      <w:r>
         <w:rPr>
           <w:lang w:val="es-MX"/>
         </w:rPr>
-      </w:pPr>
-      <w:r>
+        <w:t>Forms</w:t>
+      </w:r>
+      <w:proofErr w:type="spellEnd"/>
+    </w:p>
+    <w:p>
+      <w:pPr>
         <w:rPr>
           <w:lang w:val="es-MX"/>
         </w:rPr>
-        <w:t>• ASP.NET Web Forms</w:t>
-      </w:r>
-    </w:p>
-    <w:p>
-      <w:pPr>
+      </w:pPr>
+      <w:r>
         <w:rPr>
           <w:lang w:val="es-MX"/>
         </w:rPr>
-      </w:pPr>
+        <w:t xml:space="preserve">• ASP.NET Web </w:t>
+      </w:r>
+      <w:proofErr w:type="spellStart"/>
       <w:r>
         <w:rPr>
           <w:lang w:val="es-MX"/>
         </w:rPr>
+        <w:t>Forms</w:t>
+      </w:r>
+      <w:proofErr w:type="spellEnd"/>
+    </w:p>
+    <w:p>
+      <w:pPr>
+        <w:rPr>
+          <w:lang w:val="es-MX"/>
+        </w:rPr>
+      </w:pPr>
+      <w:r>
+        <w:rPr>
+          <w:lang w:val="es-MX"/>
+        </w:rPr>
         <w:t>• .NET MAUI</w:t>
       </w:r>
     </w:p>
@@ -17596,7 +18318,6 @@
         <w:rPr>
           <w:lang w:val="es-MX"/>
         </w:rPr>
-        <w:lastRenderedPageBreak/>
         <w:t>Cualquier cambio o actualización significativa en estas tecnologías podría requerir ajustes en la configuración, compatibilidad o implementación del sistema.</w:t>
       </w:r>
     </w:p>
@@ -17636,7 +18357,21 @@
         <w:rPr>
           <w:lang w:val="es-MX"/>
         </w:rPr>
-        <w:t>• Las rutas (endpoints) de la API estarán correctamente configuradas en cada cliente.</w:t>
+        <w:t>• Las rutas (</w:t>
+      </w:r>
+      <w:proofErr w:type="spellStart"/>
+      <w:r>
+        <w:rPr>
+          <w:lang w:val="es-MX"/>
+        </w:rPr>
+        <w:t>endpoints</w:t>
+      </w:r>
+      <w:proofErr w:type="spellEnd"/>
+      <w:r>
+        <w:rPr>
+          <w:lang w:val="es-MX"/>
+        </w:rPr>
+        <w:t>) de la API estarán correctamente configuradas en cada cliente.</w:t>
       </w:r>
     </w:p>
     <w:p>
@@ -17696,6 +18431,7 @@
       </w:pPr>
       <w:bookmarkStart w:id="39" w:name="_Toc229416158"/>
       <w:r>
+        <w:lastRenderedPageBreak/>
         <w:t>Especificación de Requerimientos</w:t>
       </w:r>
       <w:bookmarkEnd w:id="39"/>
@@ -17751,19 +18487,33 @@
         <w:rPr>
           <w:lang w:val="es-MX"/>
         </w:rPr>
-        <w:t>La interfaz web deberá ser limpia, responsiva y fácil de utilizar, permitiendo al usuario seleccionar el tipo de conversión, ingresar valores numéricos, elegir unidades de origen y destino y visualizar resultados en tiempo real mediante el consumo de la API REST. El cliente de escritorio desarrollado con Windows Forms priorizará rapidez y eficiencia en la interacción, permitiendo realizar conversiones ágiles mediante formularios simples y accesibles.</w:t>
-      </w:r>
-    </w:p>
-    <w:p>
-      <w:pPr>
+        <w:t xml:space="preserve">La interfaz web deberá ser limpia, responsiva y fácil de utilizar, permitiendo al usuario seleccionar el tipo de conversión, ingresar valores numéricos, elegir unidades de origen y destino y visualizar resultados en tiempo real mediante el consumo de la API REST. El cliente de escritorio desarrollado con Windows </w:t>
+      </w:r>
+      <w:proofErr w:type="spellStart"/>
+      <w:r>
         <w:rPr>
           <w:lang w:val="es-MX"/>
         </w:rPr>
-      </w:pPr>
+        <w:t>Forms</w:t>
+      </w:r>
+      <w:proofErr w:type="spellEnd"/>
       <w:r>
         <w:rPr>
           <w:lang w:val="es-MX"/>
         </w:rPr>
+        <w:t xml:space="preserve"> priorizará rapidez y eficiencia en la interacción, permitiendo realizar conversiones ágiles mediante formularios simples y accesibles.</w:t>
+      </w:r>
+    </w:p>
+    <w:p>
+      <w:pPr>
+        <w:rPr>
+          <w:lang w:val="es-MX"/>
+        </w:rPr>
+      </w:pPr>
+      <w:r>
+        <w:rPr>
+          <w:lang w:val="es-MX"/>
+        </w:rPr>
         <w:t>Por su parte, la interfaz móvil desarrollada con .NET MAUI deberá estar optimizada para pantallas táctiles, facilitando la navegación y selección de unidades mediante componentes visuales intuitivos y adaptados a dispositivos móviles. Asimismo, el cliente consola proporcionará una interacción básica mediante menús y entradas por teclado para pruebas y validaciones rápidas del sistema.</w:t>
       </w:r>
     </w:p>
@@ -17790,14 +18540,7 @@
         <w:rPr>
           <w:lang w:val="es-MX"/>
         </w:rPr>
-        <w:t xml:space="preserve">Además, las interfaces deberán mantener un diseño claro y uniforme donde los campos de entrada, botones, listas desplegables y resultados sean fácilmente identificables por </w:t>
-      </w:r>
-      <w:r>
-        <w:rPr>
-          <w:lang w:val="es-MX"/>
-        </w:rPr>
-        <w:lastRenderedPageBreak/>
-        <w:t>el usuario. El sistema evitará complejidad innecesaria y permitirá realizar conversiones en pocos pasos mediante una interacción simple, rápida e intuitiva.</w:t>
+        <w:t>Además, las interfaces deberán mantener un diseño claro y uniforme donde los campos de entrada, botones, listas desplegables y resultados sean fácilmente identificables por el usuario. El sistema evitará complejidad innecesaria y permitirá realizar conversiones en pocos pasos mediante una interacción simple, rápida e intuitiva.</w:t>
       </w:r>
     </w:p>
     <w:p>
@@ -18369,7 +19112,16 @@
                 <w:szCs w:val="24"/>
                 <w:lang w:val="es-EC" w:eastAsia="es-EC"/>
               </w:rPr>
-              <w:t>Utilizado para desarrollar el servidor SOAP WCF, cliente consola, cliente escritorio, cliente web y cliente móvil del sistema de conversiones.</w:t>
+              <w:t xml:space="preserve">Utilizado para desarrollar el servidor SOAP WCF, cliente </w:t>
+            </w:r>
+            <w:r>
+              <w:rPr>
+                <w:rFonts w:ascii="Times New Roman" w:eastAsia="Times New Roman" w:hAnsi="Times New Roman" w:cs="Times New Roman"/>
+                <w:szCs w:val="24"/>
+                <w:lang w:val="es-EC" w:eastAsia="es-EC"/>
+              </w:rPr>
+              <w:lastRenderedPageBreak/>
+              <w:t>consola, cliente escritorio, cliente web y cliente móvil del sistema de conversiones.</w:t>
             </w:r>
           </w:p>
         </w:tc>
@@ -18398,6 +19150,7 @@
                 <w:szCs w:val="24"/>
                 <w:lang w:val="es-EC" w:eastAsia="es-EC"/>
               </w:rPr>
+              <w:lastRenderedPageBreak/>
               <w:t>$500 - $900</w:t>
             </w:r>
           </w:p>
@@ -18660,6 +19413,7 @@
                 <w:lang w:val="es-EC" w:eastAsia="es-EC"/>
               </w:rPr>
             </w:pPr>
+            <w:proofErr w:type="spellStart"/>
             <w:r>
               <w:rPr>
                 <w:rFonts w:ascii="Times New Roman" w:eastAsia="Times New Roman" w:hAnsi="Times New Roman" w:cs="Times New Roman"/>
@@ -18668,6 +19422,7 @@
               </w:rPr>
               <w:t>Genius</w:t>
             </w:r>
+            <w:proofErr w:type="spellEnd"/>
           </w:p>
         </w:tc>
         <w:tc>
@@ -18839,6 +19594,7 @@
                 <w:lang w:val="es-EC" w:eastAsia="es-EC"/>
               </w:rPr>
             </w:pPr>
+            <w:proofErr w:type="spellStart"/>
             <w:r>
               <w:rPr>
                 <w:rFonts w:ascii="Times New Roman" w:eastAsia="Times New Roman" w:hAnsi="Times New Roman" w:cs="Times New Roman"/>
@@ -18847,6 +19603,7 @@
               </w:rPr>
               <w:t>Genius</w:t>
             </w:r>
+            <w:proofErr w:type="spellEnd"/>
           </w:p>
         </w:tc>
         <w:tc>
@@ -18874,7 +19631,25 @@
                 <w:szCs w:val="24"/>
                 <w:lang w:val="en-US" w:eastAsia="es-EC"/>
               </w:rPr>
-              <w:t>104/105 teclas, USB, compatible Windows/Linux</w:t>
+              <w:t xml:space="preserve">104/105 </w:t>
+            </w:r>
+            <w:proofErr w:type="spellStart"/>
+            <w:r>
+              <w:rPr>
+                <w:rFonts w:ascii="Times New Roman" w:eastAsia="Times New Roman" w:hAnsi="Times New Roman" w:cs="Times New Roman"/>
+                <w:szCs w:val="24"/>
+                <w:lang w:val="en-US" w:eastAsia="es-EC"/>
+              </w:rPr>
+              <w:t>teclas</w:t>
+            </w:r>
+            <w:proofErr w:type="spellEnd"/>
+            <w:r>
+              <w:rPr>
+                <w:rFonts w:ascii="Times New Roman" w:eastAsia="Times New Roman" w:hAnsi="Times New Roman" w:cs="Times New Roman"/>
+                <w:szCs w:val="24"/>
+                <w:lang w:val="en-US" w:eastAsia="es-EC"/>
+              </w:rPr>
+              <w:t>, USB, compatible Windows/Linux</w:t>
             </w:r>
           </w:p>
         </w:tc>
@@ -19142,7 +19917,6 @@
                 <w:szCs w:val="24"/>
                 <w:lang w:val="es-EC" w:eastAsia="es-EC"/>
               </w:rPr>
-              <w:lastRenderedPageBreak/>
               <w:t>Dispositivo Móvil</w:t>
             </w:r>
           </w:p>
@@ -19230,7 +20004,25 @@
                 <w:szCs w:val="24"/>
                 <w:lang w:val="es-EC" w:eastAsia="es-EC"/>
               </w:rPr>
-              <w:t>Pantalla 5” o superior, 2GB RAM mínimo, WiFi/4G</w:t>
+              <w:t xml:space="preserve">Pantalla 5” o superior, 2GB RAM mínimo, </w:t>
+            </w:r>
+            <w:proofErr w:type="spellStart"/>
+            <w:r>
+              <w:rPr>
+                <w:rFonts w:ascii="Times New Roman" w:eastAsia="Times New Roman" w:hAnsi="Times New Roman" w:cs="Times New Roman"/>
+                <w:szCs w:val="24"/>
+                <w:lang w:val="es-EC" w:eastAsia="es-EC"/>
+              </w:rPr>
+              <w:t>WiFi</w:t>
+            </w:r>
+            <w:proofErr w:type="spellEnd"/>
+            <w:r>
+              <w:rPr>
+                <w:rFonts w:ascii="Times New Roman" w:eastAsia="Times New Roman" w:hAnsi="Times New Roman" w:cs="Times New Roman"/>
+                <w:szCs w:val="24"/>
+                <w:lang w:val="es-EC" w:eastAsia="es-EC"/>
+              </w:rPr>
+              <w:t>/4G</w:t>
             </w:r>
           </w:p>
         </w:tc>
@@ -19504,7 +20296,25 @@
                 <w:szCs w:val="24"/>
                 <w:lang w:val="es-EC" w:eastAsia="es-EC"/>
               </w:rPr>
-              <w:t>Nombre: Linux Ubuntu Server N.º Especificación: x86_64 N.º Versión: 20.04 LTS Fuente: ubuntu.com Distribución: Open Source Precio: Gratuito</w:t>
+              <w:t xml:space="preserve">Nombre: Linux Ubuntu Server N.º Especificación: x86_64 N.º Versión: 20.04 LTS Fuente: ubuntu.com Distribución: Open </w:t>
+            </w:r>
+            <w:proofErr w:type="spellStart"/>
+            <w:r>
+              <w:rPr>
+                <w:rFonts w:ascii="Times New Roman" w:eastAsia="Times New Roman" w:hAnsi="Times New Roman" w:cs="Times New Roman"/>
+                <w:szCs w:val="24"/>
+                <w:lang w:val="es-EC" w:eastAsia="es-EC"/>
+              </w:rPr>
+              <w:t>Source</w:t>
+            </w:r>
+            <w:proofErr w:type="spellEnd"/>
+            <w:r>
+              <w:rPr>
+                <w:rFonts w:ascii="Times New Roman" w:eastAsia="Times New Roman" w:hAnsi="Times New Roman" w:cs="Times New Roman"/>
+                <w:szCs w:val="24"/>
+                <w:lang w:val="es-EC" w:eastAsia="es-EC"/>
+              </w:rPr>
+              <w:t xml:space="preserve"> Precio: Gratuito</w:t>
             </w:r>
           </w:p>
         </w:tc>
@@ -19593,7 +20403,25 @@
                 <w:szCs w:val="24"/>
                 <w:lang w:val="es-EC" w:eastAsia="es-EC"/>
               </w:rPr>
-              <w:t>Nombre: Microsoft Windows N.º Especificación: NT Kernel N.º Versión: 10 / 11 Fuente: microsoft.com Distribución: Comercial Precio: ~$199 USD</w:t>
+              <w:t xml:space="preserve">Nombre: Microsoft Windows N.º Especificación: NT </w:t>
+            </w:r>
+            <w:proofErr w:type="spellStart"/>
+            <w:r>
+              <w:rPr>
+                <w:rFonts w:ascii="Times New Roman" w:eastAsia="Times New Roman" w:hAnsi="Times New Roman" w:cs="Times New Roman"/>
+                <w:szCs w:val="24"/>
+                <w:lang w:val="es-EC" w:eastAsia="es-EC"/>
+              </w:rPr>
+              <w:t>Kernel</w:t>
+            </w:r>
+            <w:proofErr w:type="spellEnd"/>
+            <w:r>
+              <w:rPr>
+                <w:rFonts w:ascii="Times New Roman" w:eastAsia="Times New Roman" w:hAnsi="Times New Roman" w:cs="Times New Roman"/>
+                <w:szCs w:val="24"/>
+                <w:lang w:val="es-EC" w:eastAsia="es-EC"/>
+              </w:rPr>
+              <w:t xml:space="preserve"> N.º Versión: 10 / 11 Fuente: microsoft.com Distribución: Comercial Precio: ~$199 USD</w:t>
             </w:r>
           </w:p>
         </w:tc>
@@ -19656,6 +20484,7 @@
                 <w:szCs w:val="24"/>
                 <w:lang w:val="es-EC" w:eastAsia="es-EC"/>
               </w:rPr>
+              <w:lastRenderedPageBreak/>
               <w:t>Sistema Operativo Móvil</w:t>
             </w:r>
           </w:p>
@@ -19685,7 +20514,43 @@
                 <w:szCs w:val="24"/>
                 <w:lang w:val="es-EC" w:eastAsia="es-EC"/>
               </w:rPr>
-              <w:t>Nombre: Android N.º Especificación: API Level 26+ N.º Versión: 8.0 a 14.0 Fuente: android.com Distribución: Open Source Precio: Gratuito</w:t>
+              <w:t xml:space="preserve">Nombre: Android N.º Especificación: API </w:t>
+            </w:r>
+            <w:proofErr w:type="spellStart"/>
+            <w:r>
+              <w:rPr>
+                <w:rFonts w:ascii="Times New Roman" w:eastAsia="Times New Roman" w:hAnsi="Times New Roman" w:cs="Times New Roman"/>
+                <w:szCs w:val="24"/>
+                <w:lang w:val="es-EC" w:eastAsia="es-EC"/>
+              </w:rPr>
+              <w:t>Level</w:t>
+            </w:r>
+            <w:proofErr w:type="spellEnd"/>
+            <w:r>
+              <w:rPr>
+                <w:rFonts w:ascii="Times New Roman" w:eastAsia="Times New Roman" w:hAnsi="Times New Roman" w:cs="Times New Roman"/>
+                <w:szCs w:val="24"/>
+                <w:lang w:val="es-EC" w:eastAsia="es-EC"/>
+              </w:rPr>
+              <w:t xml:space="preserve"> 26+ N.º Versión: 8.0 a 14.0 Fuente: android.com Distribución: Open </w:t>
+            </w:r>
+            <w:proofErr w:type="spellStart"/>
+            <w:r>
+              <w:rPr>
+                <w:rFonts w:ascii="Times New Roman" w:eastAsia="Times New Roman" w:hAnsi="Times New Roman" w:cs="Times New Roman"/>
+                <w:szCs w:val="24"/>
+                <w:lang w:val="es-EC" w:eastAsia="es-EC"/>
+              </w:rPr>
+              <w:t>Source</w:t>
+            </w:r>
+            <w:proofErr w:type="spellEnd"/>
+            <w:r>
+              <w:rPr>
+                <w:rFonts w:ascii="Times New Roman" w:eastAsia="Times New Roman" w:hAnsi="Times New Roman" w:cs="Times New Roman"/>
+                <w:szCs w:val="24"/>
+                <w:lang w:val="es-EC" w:eastAsia="es-EC"/>
+              </w:rPr>
+              <w:t xml:space="preserve"> Precio: Gratuito</w:t>
             </w:r>
           </w:p>
         </w:tc>
@@ -19866,7 +20731,43 @@
                 <w:szCs w:val="24"/>
                 <w:lang w:val="es-EC" w:eastAsia="es-EC"/>
               </w:rPr>
-              <w:t>Nombre: Visual Studio 2022 N.º Especificación: IDE Platform N.º Versión: 2022 Fuente: visualstudio.microsoft.com Distribución: Community Precio: Gratuito</w:t>
+              <w:t xml:space="preserve">Nombre: Visual Studio 2022 N.º Especificación: IDE </w:t>
+            </w:r>
+            <w:proofErr w:type="spellStart"/>
+            <w:r>
+              <w:rPr>
+                <w:rFonts w:ascii="Times New Roman" w:eastAsia="Times New Roman" w:hAnsi="Times New Roman" w:cs="Times New Roman"/>
+                <w:szCs w:val="24"/>
+                <w:lang w:val="es-EC" w:eastAsia="es-EC"/>
+              </w:rPr>
+              <w:t>Platform</w:t>
+            </w:r>
+            <w:proofErr w:type="spellEnd"/>
+            <w:r>
+              <w:rPr>
+                <w:rFonts w:ascii="Times New Roman" w:eastAsia="Times New Roman" w:hAnsi="Times New Roman" w:cs="Times New Roman"/>
+                <w:szCs w:val="24"/>
+                <w:lang w:val="es-EC" w:eastAsia="es-EC"/>
+              </w:rPr>
+              <w:t xml:space="preserve"> N.º Versión: 2022 Fuente: visualstudio.microsoft.com Distribución: </w:t>
+            </w:r>
+            <w:proofErr w:type="spellStart"/>
+            <w:r>
+              <w:rPr>
+                <w:rFonts w:ascii="Times New Roman" w:eastAsia="Times New Roman" w:hAnsi="Times New Roman" w:cs="Times New Roman"/>
+                <w:szCs w:val="24"/>
+                <w:lang w:val="es-EC" w:eastAsia="es-EC"/>
+              </w:rPr>
+              <w:t>Community</w:t>
+            </w:r>
+            <w:proofErr w:type="spellEnd"/>
+            <w:r>
+              <w:rPr>
+                <w:rFonts w:ascii="Times New Roman" w:eastAsia="Times New Roman" w:hAnsi="Times New Roman" w:cs="Times New Roman"/>
+                <w:szCs w:val="24"/>
+                <w:lang w:val="es-EC" w:eastAsia="es-EC"/>
+              </w:rPr>
+              <w:t xml:space="preserve"> Precio: Gratuito</w:t>
             </w:r>
           </w:p>
         </w:tc>
@@ -19955,7 +20856,25 @@
                 <w:szCs w:val="24"/>
                 <w:lang w:val="es-EC" w:eastAsia="es-EC"/>
               </w:rPr>
-              <w:t>Nombre: WCF / ASP.NET / Windows Forms / .NET MAUI N.º Especificación: Framework .NET N.º Versión: .NET 8 Fuente: microsoft.com Distribución: Microsoft</w:t>
+              <w:t xml:space="preserve">Nombre: WCF / ASP.NET / Windows </w:t>
+            </w:r>
+            <w:proofErr w:type="spellStart"/>
+            <w:r>
+              <w:rPr>
+                <w:rFonts w:ascii="Times New Roman" w:eastAsia="Times New Roman" w:hAnsi="Times New Roman" w:cs="Times New Roman"/>
+                <w:szCs w:val="24"/>
+                <w:lang w:val="es-EC" w:eastAsia="es-EC"/>
+              </w:rPr>
+              <w:t>Forms</w:t>
+            </w:r>
+            <w:proofErr w:type="spellEnd"/>
+            <w:r>
+              <w:rPr>
+                <w:rFonts w:ascii="Times New Roman" w:eastAsia="Times New Roman" w:hAnsi="Times New Roman" w:cs="Times New Roman"/>
+                <w:szCs w:val="24"/>
+                <w:lang w:val="es-EC" w:eastAsia="es-EC"/>
+              </w:rPr>
+              <w:t xml:space="preserve"> / .NET MAUI N.º Especificación: Framework .NET N.º Versión: .NET 8 Fuente: microsoft.com Distribución: Microsoft</w:t>
             </w:r>
           </w:p>
         </w:tc>
@@ -20047,7 +20966,43 @@
                 <w:szCs w:val="24"/>
                 <w:lang w:val="es-EC" w:eastAsia="es-EC"/>
               </w:rPr>
-              <w:t>Nombre: Power Designer Desarrollador: SAP Versión: 16.5 Distribución: Comercial Precio: $99.98</w:t>
+              <w:t xml:space="preserve">Nombre: </w:t>
+            </w:r>
+            <w:proofErr w:type="spellStart"/>
+            <w:r>
+              <w:rPr>
+                <w:rFonts w:ascii="Times New Roman" w:eastAsia="Times New Roman" w:hAnsi="Times New Roman" w:cs="Times New Roman"/>
+                <w:szCs w:val="24"/>
+                <w:lang w:val="es-EC" w:eastAsia="es-EC"/>
+              </w:rPr>
+              <w:t>Power</w:t>
+            </w:r>
+            <w:proofErr w:type="spellEnd"/>
+            <w:r>
+              <w:rPr>
+                <w:rFonts w:ascii="Times New Roman" w:eastAsia="Times New Roman" w:hAnsi="Times New Roman" w:cs="Times New Roman"/>
+                <w:szCs w:val="24"/>
+                <w:lang w:val="es-EC" w:eastAsia="es-EC"/>
+              </w:rPr>
+              <w:t xml:space="preserve"> </w:t>
+            </w:r>
+            <w:proofErr w:type="spellStart"/>
+            <w:r>
+              <w:rPr>
+                <w:rFonts w:ascii="Times New Roman" w:eastAsia="Times New Roman" w:hAnsi="Times New Roman" w:cs="Times New Roman"/>
+                <w:szCs w:val="24"/>
+                <w:lang w:val="es-EC" w:eastAsia="es-EC"/>
+              </w:rPr>
+              <w:t>Designer</w:t>
+            </w:r>
+            <w:proofErr w:type="spellEnd"/>
+            <w:r>
+              <w:rPr>
+                <w:rFonts w:ascii="Times New Roman" w:eastAsia="Times New Roman" w:hAnsi="Times New Roman" w:cs="Times New Roman"/>
+                <w:szCs w:val="24"/>
+                <w:lang w:val="es-EC" w:eastAsia="es-EC"/>
+              </w:rPr>
+              <w:t xml:space="preserve"> Desarrollador: SAP Versión: 16.5 Distribución: Comercial Precio: $99.98</w:t>
             </w:r>
           </w:p>
         </w:tc>
@@ -20113,42 +21068,49 @@
           <w:iCs/>
           <w:lang w:val="es-MX"/>
         </w:rPr>
-        <w:t xml:space="preserve">La comunicación entre los módulos del sistema se realiza de forma centralizada y ligera, permitiendo enviar datos como el valor numérico, tipo de conversión, unidad de origen y unidad destino hacia el módulo lógico encargado de ejecutar las fórmulas matemáticas </w:t>
-      </w:r>
-      <w:r>
+        <w:t>La comunicación entre los módulos del sistema se realiza de forma centralizada y ligera, permitiendo enviar datos como el valor numérico, tipo de conversión, unidad de origen y unidad destino hacia el módulo lógico encargado de ejecutar las fórmulas matemáticas correspondientes para longitud, masa y temperatura.</w:t>
+      </w:r>
+    </w:p>
+    <w:p>
+      <w:pPr>
         <w:rPr>
           <w:i/>
           <w:iCs/>
           <w:lang w:val="es-MX"/>
         </w:rPr>
-        <w:lastRenderedPageBreak/>
-        <w:t>correspondientes para longitud, masa y temperatura.</w:t>
-      </w:r>
-    </w:p>
-    <w:p>
-      <w:pPr>
+      </w:pPr>
+      <w:r>
         <w:rPr>
           <w:i/>
           <w:iCs/>
           <w:lang w:val="es-MX"/>
         </w:rPr>
-      </w:pPr>
-      <w:r>
+        <w:t>En la implementación distribuida basada en API REST, el sistema opera utilizando direcciones locales como localhost y conexiones de red local para el acceso desde los diferentes clientes. Para el cliente móvil desarrollado con .NET MAUI se podrá utilizar la dirección IP local del equipo servidor o configuraciones de emulador compatibles con el entorno de pruebas. La arquitectura garantiza baja latencia y procesamiento rápido de las conversiones, permitiendo respuestas inmediatas y consistentes en todas las plataformas conectadas.</w:t>
+      </w:r>
+    </w:p>
+    <w:p>
+      <w:pPr>
         <w:rPr>
           <w:i/>
           <w:iCs/>
           <w:lang w:val="es-MX"/>
         </w:rPr>
-        <w:t>En la implementación distribuida basada en API REST, el sistema opera utilizando direcciones locales como localhost y conexiones de red local para el acceso desde los diferentes clientes. Para el cliente móvil desarrollado con .NET MAUI se podrá utilizar la dirección IP local del equipo servidor o configuraciones de emulador compatibles con el entorno de pruebas. La arquitectura garantiza baja latencia y procesamiento rápido de las conversiones, permitiendo respuestas inmediatas y consistentes en todas las plataformas conectadas.</w:t>
-      </w:r>
-    </w:p>
-    <w:p>
-      <w:pPr>
+      </w:pPr>
+      <w:r>
         <w:rPr>
           <w:i/>
           <w:iCs/>
           <w:lang w:val="es-MX"/>
         </w:rPr>
+        <w:t>Durante la transmisión de datos, el sistema recibe información ingresada desde las interfaces cliente, procesa las operaciones matemáticas mediante la lógica centralizada de la API y devuelve resultados precisos en tiempo real. La respuesta enviada al usuario incluye el valor convertido, la unidad final seleccionada y una representación decimal adecuada para facilitar la lectura e interpretación de los resultados.</w:t>
+      </w:r>
+    </w:p>
+    <w:p>
+      <w:pPr>
+        <w:rPr>
+          <w:i/>
+          <w:iCs/>
+        </w:rPr>
       </w:pPr>
       <w:r>
         <w:rPr>
@@ -20156,22 +21118,6 @@
           <w:iCs/>
           <w:lang w:val="es-MX"/>
         </w:rPr>
-        <w:t>Durante la transmisión de datos, el sistema recibe información ingresada desde las interfaces cliente, procesa las operaciones matemáticas mediante la lógica centralizada de la API y devuelve resultados precisos en tiempo real. La respuesta enviada al usuario incluye el valor convertido, la unidad final seleccionada y una representación decimal adecuada para facilitar la lectura e interpretación de los resultados.</w:t>
-      </w:r>
-    </w:p>
-    <w:p>
-      <w:pPr>
-        <w:rPr>
-          <w:i/>
-          <w:iCs/>
-        </w:rPr>
-      </w:pPr>
-      <w:r>
-        <w:rPr>
-          <w:i/>
-          <w:iCs/>
-          <w:lang w:val="es-MX"/>
-        </w:rPr>
         <w:t>Finalmente, el sistema utiliza una arquitectura cliente-servidor basada en API REST con ASP.NET Core, permitiendo que múltiples plataformas consuman la misma lógica de conversión de manera centralizada, garantizando consistencia funcional y precisión en todas las conversiones realizadas desde los distintos clientes implementados.</w:t>
       </w:r>
     </w:p>
@@ -20200,6 +21146,7 @@
     </w:p>
     <w:p>
       <w:r>
+        <w:lastRenderedPageBreak/>
         <w:t>El sistema de conversión de unidades de longitud, masa y temperatura permitirá realizar conversiones automáticas, rápidas y precisas entre diferentes unidades de medida mediante una arquitectura cliente-servidor basada en servicios web SOAP. El sistema garantizará resultados consistentes y centralizados para todos los clientes implementados (consola, escritorio, web y móvil), asegurando facilidad de uso, validación de datos y procesamiento eficiente de las operaciones matemáticas en tiempo real.</w:t>
       </w:r>
     </w:p>
@@ -20776,7 +21723,6 @@
                 <w:szCs w:val="24"/>
                 <w:lang w:val="es-EC" w:eastAsia="es-EC"/>
               </w:rPr>
-              <w:lastRenderedPageBreak/>
               <w:t>Descripción</w:t>
             </w:r>
           </w:p>
@@ -21345,6 +22291,7 @@
         <w:rPr>
           <w:rFonts w:cs="Arial"/>
         </w:rPr>
+        <w:lastRenderedPageBreak/>
         <w:t xml:space="preserve">Tabla </w:t>
       </w:r>
       <w:r>
@@ -21583,7 +22530,7 @@
                 <w:szCs w:val="24"/>
                 <w:lang w:val="es-EC" w:eastAsia="es-EC"/>
               </w:rPr>
-              <w:t>Garantizar que cada conversión realizada desde los diferentes clientes quede almacenada en la base de datos MariaDB, registrando valor original, unidad origen, unidad destino, tipo de conversión y resultado obtenido.</w:t>
+              <w:t>Garantizar que cada conversión realizada desde los diferentes clientes sea registrada temporalmente durante la ejecución, mostrando el valor original, la unidad de origen, la unidad de destino, el tipo de conversión y el resultado obtenido. El sistema no almacena información de forma persistente, por lo que los datos solo estarán disponibles mientras la aplicación esté en ejecución.</w:t>
             </w:r>
           </w:p>
         </w:tc>
@@ -22325,16 +23272,7 @@
                 <w:szCs w:val="24"/>
                 <w:lang w:val="es-EC" w:eastAsia="es-EC"/>
               </w:rPr>
-              <w:t xml:space="preserve">Usuario que utiliza el sistema como herramienta de apoyo educativo para explicar conversiones de unidades, validar resultados y </w:t>
-            </w:r>
-            <w:r>
-              <w:rPr>
-                <w:rFonts w:eastAsia="Times New Roman" w:cs="Arial"/>
-                <w:szCs w:val="24"/>
-                <w:lang w:val="es-EC" w:eastAsia="es-EC"/>
-              </w:rPr>
-              <w:lastRenderedPageBreak/>
-              <w:t>demostrar procesos matemáticos relacionados con longitud, masa y temperatura.</w:t>
+              <w:t>Usuario que utiliza el sistema como herramienta de apoyo educativo para explicar conversiones de unidades, validar resultados y demostrar procesos matemáticos relacionados con longitud, masa y temperatura.</w:t>
             </w:r>
           </w:p>
         </w:tc>
@@ -22368,7 +23306,6 @@
                 <w:szCs w:val="24"/>
                 <w:lang w:val="es-EC" w:eastAsia="es-EC"/>
               </w:rPr>
-              <w:lastRenderedPageBreak/>
               <w:t>Comentarios</w:t>
             </w:r>
           </w:p>
@@ -22641,7 +23578,7 @@
                 <w:szCs w:val="24"/>
                 <w:lang w:val="es-EC" w:eastAsia="es-EC"/>
               </w:rPr>
-              <w:t>Usuario técnico encargado de la configuración, supervisión y mantenimiento del servidor SOAP, base de datos MariaDB y clientes implementados dentro del sistema de conversión.</w:t>
+              <w:t>Usuario técnico encargado de la configuración, supervisión y mantenimiento del servidor SOAP y de los clientes implementados dentro del sistema de conversión de unidades.</w:t>
             </w:r>
           </w:p>
         </w:tc>
@@ -22728,6 +23665,7 @@
       </w:pPr>
       <w:bookmarkStart w:id="57" w:name="_Toc221056223"/>
       <w:r>
+        <w:lastRenderedPageBreak/>
         <w:t xml:space="preserve">Tabla </w:t>
       </w:r>
       <w:r>
@@ -23104,9 +24042,9 @@
       </w:tblPr>
       <w:tblGrid>
         <w:gridCol w:w="1043"/>
-        <w:gridCol w:w="4470"/>
-        <w:gridCol w:w="1885"/>
-        <w:gridCol w:w="2022"/>
+        <w:gridCol w:w="4561"/>
+        <w:gridCol w:w="1850"/>
+        <w:gridCol w:w="1966"/>
       </w:tblGrid>
       <w:tr>
         <w:trPr>
@@ -23644,16 +24582,7 @@
                 <w:szCs w:val="24"/>
                 <w:lang w:val="es-EC" w:eastAsia="es-EC"/>
               </w:rPr>
-              <w:t xml:space="preserve">El sistema debe validar que los datos ingresados sean numéricos y que no </w:t>
-            </w:r>
-            <w:r>
-              <w:rPr>
-                <w:rFonts w:eastAsia="Times New Roman" w:cs="Arial"/>
-                <w:szCs w:val="24"/>
-                <w:lang w:val="es-EC" w:eastAsia="es-EC"/>
-              </w:rPr>
-              <w:lastRenderedPageBreak/>
-              <w:t>existan campos vacíos antes de procesar cualquier conversión.</w:t>
+              <w:t>El sistema debe validar que los datos ingresados sean numéricos y que no existan campos vacíos antes de procesar cualquier conversión.</w:t>
             </w:r>
           </w:p>
         </w:tc>
@@ -23682,7 +24611,6 @@
                 <w:szCs w:val="24"/>
                 <w:lang w:val="es-EC" w:eastAsia="es-EC"/>
               </w:rPr>
-              <w:lastRenderedPageBreak/>
               <w:t>Validación de Datos</w:t>
             </w:r>
           </w:p>
@@ -24132,7 +25060,16 @@
                 <w:szCs w:val="24"/>
                 <w:lang w:val="es-EC" w:eastAsia="es-EC"/>
               </w:rPr>
-              <w:t>El sistema debe permitir que múltiples clientes (consola, escritorio, web y móvil) consuman la misma lógica centralizada de conversión mediante servicios SOAP.</w:t>
+              <w:t xml:space="preserve">El sistema debe permitir que múltiples clientes (consola, escritorio, web y móvil) consuman la misma lógica </w:t>
+            </w:r>
+            <w:r>
+              <w:rPr>
+                <w:rFonts w:eastAsia="Times New Roman" w:cs="Arial"/>
+                <w:szCs w:val="24"/>
+                <w:lang w:val="es-EC" w:eastAsia="es-EC"/>
+              </w:rPr>
+              <w:lastRenderedPageBreak/>
+              <w:t>centralizada de conversión mediante servicios SOAP.</w:t>
             </w:r>
           </w:p>
         </w:tc>
@@ -24161,6 +25098,7 @@
                 <w:szCs w:val="24"/>
                 <w:lang w:val="es-EC" w:eastAsia="es-EC"/>
               </w:rPr>
+              <w:lastRenderedPageBreak/>
               <w:t>Consumo de Servicios SOAP</w:t>
             </w:r>
           </w:p>
@@ -24253,7 +25191,7 @@
                 <w:szCs w:val="24"/>
                 <w:lang w:val="es-EC" w:eastAsia="es-EC"/>
               </w:rPr>
-              <w:t>El sistema debe registrar las conversiones realizadas en la base de datos MariaDB almacenando historial de operaciones ejecutadas.</w:t>
+              <w:t>El sistema debe registrar temporalmente las conversiones realizadas durante la ejecución, mostrando el historial de operaciones ejecutadas en cada sesión. La información no será almacenada de forma persistente, ya que el sistema no utiliza base de datos.</w:t>
             </w:r>
           </w:p>
         </w:tc>
@@ -25053,7 +25991,6 @@
                 <w:szCs w:val="24"/>
                 <w:lang w:val="es-EC" w:eastAsia="es-EC"/>
               </w:rPr>
-              <w:lastRenderedPageBreak/>
               <w:t>Campo</w:t>
             </w:r>
           </w:p>
@@ -25471,6 +26408,7 @@
         <w:keepNext/>
       </w:pPr>
       <w:r>
+        <w:lastRenderedPageBreak/>
         <w:t>Tabla 21. Obtener Conversión de Temperatura</w:t>
       </w:r>
     </w:p>
@@ -26663,7 +27601,6 @@
                 <w:szCs w:val="24"/>
                 <w:lang w:val="es-EC" w:eastAsia="es-EC"/>
               </w:rPr>
-              <w:lastRenderedPageBreak/>
               <w:t>Importancia</w:t>
             </w:r>
           </w:p>
@@ -26927,6 +27864,7 @@
         <w:t xml:space="preserve">Para el sistema de conversión de unidades de longitud, masa y temperatura se han identificado los siguientes requisitos no funcionales, con el objetivo de garantizar un sistema rápido, preciso, accesible y con una experiencia de usuario eficiente en todas las </w:t>
       </w:r>
       <w:r>
+        <w:lastRenderedPageBreak/>
         <w:t>plataformas donde se implemente</w:t>
       </w:r>
       <w:r>
@@ -27874,7 +28812,6 @@
                 <w:szCs w:val="24"/>
                 <w:lang w:val="es-EC" w:eastAsia="es-EC"/>
               </w:rPr>
-              <w:lastRenderedPageBreak/>
               <w:t>Campo</w:t>
             </w:r>
           </w:p>
@@ -28224,6 +29161,7 @@
                 <w:szCs w:val="24"/>
                 <w:lang w:val="es-EC" w:eastAsia="es-EC"/>
               </w:rPr>
+              <w:lastRenderedPageBreak/>
               <w:t>Descripción</w:t>
             </w:r>
           </w:p>
@@ -28957,7 +29895,15 @@
         <w:ind w:left="720"/>
       </w:pPr>
       <w:r>
-        <w:t>El sistema contará con autenticación básica mediante usuario y contraseña para controlar el acceso a los distintos clientes implementados. El usuario predeterminado será “monster” y la contraseña “monster9”, permitiendo validar el acceso a las funcionalidades del sistema.</w:t>
+        <w:t>El sistema contará con autenticación básica mediante usuario y contraseña para controlar el acceso a los distintos clientes implementados. El usuario predeterminado será “</w:t>
+      </w:r>
+      <w:proofErr w:type="spellStart"/>
+      <w:r>
+        <w:t>monster</w:t>
+      </w:r>
+      <w:proofErr w:type="spellEnd"/>
+      <w:r>
+        <w:t>” y la contraseña “monster9”, permitiendo validar el acceso a las funcionalidades del sistema.</w:t>
       </w:r>
     </w:p>
     <w:p>
@@ -28981,49 +29927,54 @@
         <w:ind w:left="720"/>
       </w:pPr>
       <w:r>
-        <w:t xml:space="preserve">El sistema permitirá seleccionar rápidamente el tipo de conversión (longitud, masa </w:t>
-      </w:r>
+        <w:t>El sistema permitirá seleccionar rápidamente el tipo de conversión (longitud, masa o temperatura) desde cualquiera de las interfaces disponibles, facilitando una interacción rápida y eficiente.</w:t>
+      </w:r>
+    </w:p>
+    <w:p>
+      <w:pPr>
+        <w:ind w:left="720"/>
+      </w:pPr>
+      <w:r>
+        <w:t xml:space="preserve">En caso de habilitar persistencia de datos mediante </w:t>
+      </w:r>
+      <w:proofErr w:type="spellStart"/>
+      <w:r>
+        <w:t>MariaDB</w:t>
+      </w:r>
+      <w:proofErr w:type="spellEnd"/>
+      <w:r>
+        <w:t xml:space="preserve"> (opcional), el sistema podrá almacenar y consultar historial de conversiones realizadas por los usuarios, permitiendo visualizar operaciones ejecutadas previamente.</w:t>
+      </w:r>
+    </w:p>
+    <w:p>
+      <w:pPr>
+        <w:ind w:left="720"/>
+      </w:pPr>
+      <w:r>
+        <w:t>Finalmente, el sistema deberá mantener consistencia en los resultados mostrados entre todos los clientes conectados a la API REST, garantizando precisión y uniformidad en las conversiones realizadas.</w:t>
+      </w:r>
+    </w:p>
+    <w:p/>
+    <w:p>
+      <w:pPr>
+        <w:pStyle w:val="Ttulo2"/>
+      </w:pPr>
+      <w:bookmarkStart w:id="66" w:name="_Toc229416170"/>
+      <w:r>
+        <w:t xml:space="preserve">8.4 </w:t>
+      </w:r>
+      <w:r>
+        <w:t>Otros Requerimientos</w:t>
+      </w:r>
+      <w:bookmarkEnd w:id="66"/>
+    </w:p>
+    <w:p>
+      <w:pPr>
+        <w:pStyle w:val="Ttulo3"/>
+      </w:pPr>
+      <w:bookmarkStart w:id="67" w:name="_Toc229416171"/>
       <w:r>
         <w:lastRenderedPageBreak/>
-        <w:t>o temperatura) desde cualquiera de las interfaces disponibles, facilitando una interacción rápida y eficiente.</w:t>
-      </w:r>
-    </w:p>
-    <w:p>
-      <w:pPr>
-        <w:ind w:left="720"/>
-      </w:pPr>
-      <w:r>
-        <w:t>En caso de habilitar persistencia de datos mediante MariaDB (opcional), el sistema podrá almacenar y consultar historial de conversiones realizadas por los usuarios, permitiendo visualizar operaciones ejecutadas previamente.</w:t>
-      </w:r>
-    </w:p>
-    <w:p>
-      <w:pPr>
-        <w:ind w:left="720"/>
-      </w:pPr>
-      <w:r>
-        <w:t>Finalmente, el sistema deberá mantener consistencia en los resultados mostrados entre todos los clientes conectados a la API REST, garantizando precisión y uniformidad en las conversiones realizadas.</w:t>
-      </w:r>
-    </w:p>
-    <w:p/>
-    <w:p>
-      <w:pPr>
-        <w:pStyle w:val="Ttulo2"/>
-      </w:pPr>
-      <w:bookmarkStart w:id="66" w:name="_Toc229416170"/>
-      <w:r>
-        <w:t xml:space="preserve">8.4 </w:t>
-      </w:r>
-      <w:r>
-        <w:t>Otros Requerimientos</w:t>
-      </w:r>
-      <w:bookmarkEnd w:id="66"/>
-    </w:p>
-    <w:p>
-      <w:pPr>
-        <w:pStyle w:val="Ttulo3"/>
-      </w:pPr>
-      <w:bookmarkStart w:id="67" w:name="_Toc229416171"/>
-      <w:r>
         <w:t xml:space="preserve">8.4.1 </w:t>
       </w:r>
       <w:r>
@@ -29108,11 +30059,7 @@
         </w:numPr>
       </w:pPr>
       <w:r>
-        <w:t xml:space="preserve">En dispositivos móviles, el sistema debe ser compatible con equipos Android que </w:t>
-      </w:r>
-      <w:r>
-        <w:lastRenderedPageBreak/>
-        <w:t>dispongan de mínimo 2 GB de RAM y versiones Android 8.0 o superiores, permitiendo una ejecución fluida de la aplicación móvil y la comunicación con el servicio</w:t>
+        <w:t>En dispositivos móviles, el sistema debe ser compatible con equipos Android que dispongan de mínimo 2 GB de RAM y versiones Android 8.0 o superiores, permitiendo una ejecución fluida de la aplicación móvil y la comunicación con el servicio</w:t>
       </w:r>
       <w:r>
         <w:t xml:space="preserve"> REST</w:t>
@@ -29154,7 +30101,11 @@
         </w:numPr>
       </w:pPr>
       <w:r>
-        <w:t xml:space="preserve">Se recomienda utilizar equipos con mayores capacidades de procesamiento y memoria cuando el sistema sea desplegado en entornos web, servicios </w:t>
+        <w:t xml:space="preserve">Se recomienda utilizar equipos con mayores capacidades de procesamiento y </w:t>
+      </w:r>
+      <w:r>
+        <w:lastRenderedPageBreak/>
+        <w:t xml:space="preserve">memoria cuando el sistema sea desplegado en entornos web, servicios </w:t>
       </w:r>
       <w:r>
         <w:t>REST</w:t>
@@ -29347,7 +30298,6 @@
       <w:bookmarkStart w:id="78" w:name="_Toc58077514"/>
       <w:bookmarkStart w:id="79" w:name="_Toc229416175"/>
       <w:r>
-        <w:lastRenderedPageBreak/>
         <w:t>9.1. Requisitos de Interfaces Externas</w:t>
       </w:r>
       <w:bookmarkEnd w:id="77"/>
@@ -29403,6 +30353,7 @@
         <w:ind w:left="720"/>
       </w:pPr>
       <w:r>
+        <w:lastRenderedPageBreak/>
         <w:t>Las interfaces en las distintas plataformas deben contemplar:</w:t>
       </w:r>
     </w:p>
@@ -29481,7 +30432,15 @@
         <w:ind w:left="720"/>
       </w:pPr>
       <w:r>
-        <w:t>• Indicadores de interacción como cambios de estado en botones (hover, clic) y respuesta inmediata del sistema al ejecutar conversiones.</w:t>
+        <w:t>• Indicadores de interacción como cambios de estado en botones (</w:t>
+      </w:r>
+      <w:proofErr w:type="spellStart"/>
+      <w:r>
+        <w:t>hover</w:t>
+      </w:r>
+      <w:proofErr w:type="spellEnd"/>
+      <w:r>
+        <w:t>, clic) y respuesta inmediata del sistema al ejecutar conversiones.</w:t>
       </w:r>
     </w:p>
     <w:p>
@@ -29583,7 +30542,6 @@
           <w:rStyle w:val="Textoennegrita"/>
           <w:rFonts w:ascii="Arial" w:hAnsi="Arial" w:cs="Arial"/>
         </w:rPr>
-        <w:lastRenderedPageBreak/>
         <w:t>Teclado:</w:t>
       </w:r>
     </w:p>
@@ -29620,7 +30578,23 @@
           <w:rStyle w:val="Textoennegrita"/>
           <w:rFonts w:ascii="Arial" w:hAnsi="Arial" w:cs="Arial"/>
         </w:rPr>
-        <w:t>Dispositivo móvil (touch):</w:t>
+        <w:t>Dispositivo móvil (</w:t>
+      </w:r>
+      <w:proofErr w:type="spellStart"/>
+      <w:r>
+        <w:rPr>
+          <w:rStyle w:val="Textoennegrita"/>
+          <w:rFonts w:ascii="Arial" w:hAnsi="Arial" w:cs="Arial"/>
+        </w:rPr>
+        <w:t>touch</w:t>
+      </w:r>
+      <w:proofErr w:type="spellEnd"/>
+      <w:r>
+        <w:rPr>
+          <w:rStyle w:val="Textoennegrita"/>
+          <w:rFonts w:ascii="Arial" w:hAnsi="Arial" w:cs="Arial"/>
+        </w:rPr>
+        <w:t>):</w:t>
       </w:r>
     </w:p>
     <w:p>
@@ -29656,6 +30630,7 @@
           <w:rStyle w:val="Textoennegrita"/>
           <w:rFonts w:ascii="Arial" w:hAnsi="Arial" w:cs="Arial"/>
         </w:rPr>
+        <w:lastRenderedPageBreak/>
         <w:t>Servidor de ejecución (si aplica):</w:t>
       </w:r>
     </w:p>
@@ -29672,7 +30647,21 @@
         <w:rPr>
           <w:rFonts w:ascii="Arial" w:hAnsi="Arial" w:cs="Arial"/>
         </w:rPr>
-        <w:t>En una arquitectura cliente-servidor, el backend debe gestionar eficientemente los recursos del sistema para procesar solicitudes de conversión de manera concurrente, garantizando rendimiento estable cuando múltiples usuarios acce</w:t>
+        <w:t xml:space="preserve">En una arquitectura cliente-servidor, el </w:t>
+      </w:r>
+      <w:proofErr w:type="spellStart"/>
+      <w:r>
+        <w:rPr>
+          <w:rFonts w:ascii="Arial" w:hAnsi="Arial" w:cs="Arial"/>
+        </w:rPr>
+        <w:t>backend</w:t>
+      </w:r>
+      <w:proofErr w:type="spellEnd"/>
+      <w:r>
+        <w:rPr>
+          <w:rFonts w:ascii="Arial" w:hAnsi="Arial" w:cs="Arial"/>
+        </w:rPr>
+        <w:t xml:space="preserve"> debe gestionar eficientemente los recursos del sistema para procesar solicitudes de conversión de manera concurrente, garantizando rendimiento estable cuando múltiples usuarios acce</w:t>
       </w:r>
       <w:r>
         <w:rPr>
@@ -29714,7 +30703,15 @@
         <w:ind w:left="720"/>
       </w:pPr>
       <w:r>
-        <w:t>El sistema de conversión de unidades será compatible con Windows 10/11 en entornos de escritorio, Android 8 o superior en dispositivos móviles y distribuciones Linux en caso de implementación en servidores o ejecución de servicios backend. Esto garantiza su funcionamiento en diferentes plataformas sin modificaciones en la lógica principal.</w:t>
+        <w:t xml:space="preserve">El sistema de conversión de unidades será compatible con Windows 10/11 en entornos de escritorio, Android 8 o superior en dispositivos móviles y distribuciones Linux en caso de implementación en servidores o ejecución de servicios </w:t>
+      </w:r>
+      <w:proofErr w:type="spellStart"/>
+      <w:r>
+        <w:t>backend</w:t>
+      </w:r>
+      <w:proofErr w:type="spellEnd"/>
+      <w:r>
+        <w:t>. Esto garantiza su funcionamiento en diferentes plataformas sin modificaciones en la lógica principal.</w:t>
       </w:r>
     </w:p>
     <w:p/>
@@ -29773,7 +30770,15 @@
     </w:p>
     <w:p>
       <w:r>
-        <w:t>El sistema de conversión de unidades de longitud, masa y temperatura utilizará principalmente el protocolo HTTP/HTTPS para la comunicación entre el cliente y el sistema. En arquitecturas distribuidas, se podrán utilizar servicios web o APIs para el intercambio de información estructurada entre los distintos módulos.</w:t>
+        <w:t xml:space="preserve">El sistema de conversión de unidades de longitud, masa y temperatura utilizará principalmente el protocolo HTTP/HTTPS para la comunicación entre el cliente y el sistema. En arquitecturas distribuidas, se podrán utilizar servicios web o </w:t>
+      </w:r>
+      <w:proofErr w:type="spellStart"/>
+      <w:r>
+        <w:t>APIs</w:t>
+      </w:r>
+      <w:proofErr w:type="spellEnd"/>
+      <w:r>
+        <w:t xml:space="preserve"> para el intercambio de información estructurada entre los distintos módulos.</w:t>
       </w:r>
     </w:p>
     <w:p>
@@ -29789,42 +30794,13 @@
     <w:p/>
     <w:p>
       <w:pPr>
-        <w:pStyle w:val="Ttulo3"/>
-      </w:pPr>
-      <w:bookmarkStart w:id="88" w:name="_Toc58077519"/>
-      <w:bookmarkStart w:id="89" w:name="_Toc229416180"/>
-      <w:r>
-        <w:lastRenderedPageBreak/>
-        <w:t>9.1.5. Base de Datos</w:t>
+        <w:pStyle w:val="Ttulo4"/>
+      </w:pPr>
+      <w:bookmarkStart w:id="88" w:name="_Toc58077520"/>
+      <w:r>
+        <w:t>RECOMENDACIONES</w:t>
       </w:r>
       <w:bookmarkEnd w:id="88"/>
-      <w:bookmarkEnd w:id="89"/>
-    </w:p>
-    <w:p>
-      <w:r>
-        <w:t>El sistema podrá utilizar una base de datos local o en la nube en caso de implementar persistencia de datos, donde se almacenen registros opcionales de conversiones realizadas por el usuario.</w:t>
-      </w:r>
-    </w:p>
-    <w:p>
-      <w:r>
-        <w:t>En caso de integración con base de datos, se empleará un mecanismo de acceso eficiente como JDBC o equivalente, optimizado para manejar múltiples consultas simultáneas.</w:t>
-      </w:r>
-    </w:p>
-    <w:p>
-      <w:r>
-        <w:t>Esto permite que las operaciones de lectura y escritura del historial de conversiones (si se activa esta funcionalidad) se ejecuten de forma rápida, consistente y segura, garantizando la integridad de los datos almacenados.</w:t>
-      </w:r>
-    </w:p>
-    <w:p/>
-    <w:p>
-      <w:pPr>
-        <w:pStyle w:val="Ttulo4"/>
-      </w:pPr>
-      <w:bookmarkStart w:id="90" w:name="_Toc58077520"/>
-      <w:r>
-        <w:t>RECOMENDACIONES</w:t>
-      </w:r>
-      <w:bookmarkEnd w:id="90"/>
     </w:p>
     <w:p>
       <w:pPr>
@@ -29859,7 +30835,11 @@
         <w:ind w:left="1356" w:firstLine="0"/>
       </w:pPr>
       <w:r>
-        <w:t>• Se recomienda aplicar una arquitectura tipo MVC (Modelo–Vista–Controlador) para separar la lógica de negocio de la interfaz, mejorando el mantenimiento y escalabilidad del sistema.</w:t>
+        <w:t xml:space="preserve">• Se recomienda aplicar una arquitectura tipo MVC (Modelo–Vista–Controlador) para separar la lógica de negocio de la interfaz, mejorando el </w:t>
+      </w:r>
+      <w:r>
+        <w:lastRenderedPageBreak/>
+        <w:t>mantenimiento y escalabilidad del sistema.</w:t>
       </w:r>
     </w:p>
     <w:p>
@@ -29875,11 +30855,11 @@
       <w:pPr>
         <w:pStyle w:val="TtuloTDC"/>
       </w:pPr>
-      <w:bookmarkStart w:id="91" w:name="_Toc58077521"/>
+      <w:bookmarkStart w:id="89" w:name="_Toc58077521"/>
       <w:r>
         <w:t>CONCLUSIONES</w:t>
       </w:r>
-      <w:bookmarkEnd w:id="91"/>
+      <w:bookmarkEnd w:id="89"/>
     </w:p>
     <w:p>
       <w:pPr>
@@ -29899,7 +30879,7 @@
           <w:lang w:val="es-EC" w:eastAsia="es-EC"/>
         </w:rPr>
       </w:pPr>
-      <w:bookmarkStart w:id="92" w:name="_Toc58077522"/>
+      <w:bookmarkStart w:id="90" w:name="_Toc58077522"/>
       <w:r>
         <w:rPr>
           <w:rFonts w:eastAsia="Times New Roman" w:cs="Arial"/>
@@ -29983,7 +30963,7 @@
         <w:t>El diseño propuesto permite una futura escalabilidad, facilitando la incorporación de nuevas unidades o tipos de conversión sin afectar la estructura principal del sistema.</w:t>
       </w:r>
     </w:p>
-    <w:bookmarkEnd w:id="92"/>
+    <w:bookmarkEnd w:id="90"/>
     <w:p>
       <w:pPr>
         <w:pStyle w:val="TtuloTDC"/>
@@ -30070,7 +31050,25 @@
           <w:rFonts w:ascii="Arial" w:hAnsi="Arial" w:cs="Arial"/>
           <w:color w:val="5F497A" w:themeColor="accent4" w:themeShade="BF"/>
         </w:rPr>
-        <w:t>Tutorial Web Services Java y Base de Datos</w:t>
+        <w:t xml:space="preserve">Tutorial Web </w:t>
+      </w:r>
+      <w:proofErr w:type="spellStart"/>
+      <w:r>
+        <w:rPr>
+          <w:rStyle w:val="nfasis"/>
+          <w:rFonts w:ascii="Arial" w:hAnsi="Arial" w:cs="Arial"/>
+          <w:color w:val="5F497A" w:themeColor="accent4" w:themeShade="BF"/>
+        </w:rPr>
+        <w:t>Services</w:t>
+      </w:r>
+      <w:proofErr w:type="spellEnd"/>
+      <w:r>
+        <w:rPr>
+          <w:rStyle w:val="nfasis"/>
+          <w:rFonts w:ascii="Arial" w:hAnsi="Arial" w:cs="Arial"/>
+          <w:color w:val="5F497A" w:themeColor="accent4" w:themeShade="BF"/>
+        </w:rPr>
+        <w:t xml:space="preserve"> Java y Base de Datos</w:t>
       </w:r>
       <w:r>
         <w:rPr>
@@ -30109,8 +31107,25 @@
           <w:color w:val="5F497A" w:themeColor="accent4" w:themeShade="BF"/>
           <w:lang w:val="en-US"/>
         </w:rPr>
-        <w:lastRenderedPageBreak/>
-        <w:t xml:space="preserve">Gamma, E., Helm, R., Johnson, R., &amp; Vlissides, J. (2022). </w:t>
+        <w:t xml:space="preserve">Gamma, E., Helm, R., Johnson, R., &amp; </w:t>
+      </w:r>
+      <w:proofErr w:type="spellStart"/>
+      <w:r>
+        <w:rPr>
+          <w:rFonts w:ascii="Arial" w:hAnsi="Arial" w:cs="Arial"/>
+          <w:color w:val="5F497A" w:themeColor="accent4" w:themeShade="BF"/>
+          <w:lang w:val="en-US"/>
+        </w:rPr>
+        <w:t>Vlissides</w:t>
+      </w:r>
+      <w:proofErr w:type="spellEnd"/>
+      <w:r>
+        <w:rPr>
+          <w:rFonts w:ascii="Arial" w:hAnsi="Arial" w:cs="Arial"/>
+          <w:color w:val="5F497A" w:themeColor="accent4" w:themeShade="BF"/>
+          <w:lang w:val="en-US"/>
+        </w:rPr>
+        <w:t xml:space="preserve">, J. (2022). </w:t>
       </w:r>
       <w:r>
         <w:rPr>
@@ -30176,13 +31191,23 @@
         </w:rPr>
         <w:t xml:space="preserve">. </w:t>
       </w:r>
+      <w:proofErr w:type="spellStart"/>
       <w:r>
         <w:rPr>
           <w:rFonts w:ascii="Arial" w:hAnsi="Arial" w:cs="Arial"/>
           <w:color w:val="5F497A" w:themeColor="accent4" w:themeShade="BF"/>
           <w:lang w:val="en-US"/>
         </w:rPr>
-        <w:t xml:space="preserve">Recuperado de: </w:t>
+        <w:t>Recuperado</w:t>
+      </w:r>
+      <w:proofErr w:type="spellEnd"/>
+      <w:r>
+        <w:rPr>
+          <w:rFonts w:ascii="Arial" w:hAnsi="Arial" w:cs="Arial"/>
+          <w:color w:val="5F497A" w:themeColor="accent4" w:themeShade="BF"/>
+          <w:lang w:val="en-US"/>
+        </w:rPr>
+        <w:t xml:space="preserve"> de: </w:t>
       </w:r>
       <w:hyperlink r:id="rId15" w:tgtFrame="_new" w:history="1">
         <w:r>
@@ -30222,8 +31247,18 @@
           <w:rFonts w:ascii="Arial" w:hAnsi="Arial" w:cs="Arial"/>
           <w:color w:val="5F497A" w:themeColor="accent4" w:themeShade="BF"/>
         </w:rPr>
-        <w:t>Java Documentation</w:t>
-      </w:r>
+        <w:t xml:space="preserve">Java </w:t>
+      </w:r>
+      <w:proofErr w:type="spellStart"/>
+      <w:r>
+        <w:rPr>
+          <w:rStyle w:val="nfasis"/>
+          <w:rFonts w:ascii="Arial" w:hAnsi="Arial" w:cs="Arial"/>
+          <w:color w:val="5F497A" w:themeColor="accent4" w:themeShade="BF"/>
+        </w:rPr>
+        <w:t>Documentation</w:t>
+      </w:r>
+      <w:proofErr w:type="spellEnd"/>
       <w:r>
         <w:rPr>
           <w:rFonts w:ascii="Arial" w:hAnsi="Arial" w:cs="Arial"/>
@@ -30327,13 +31362,23 @@
         </w:rPr>
         <w:t xml:space="preserve">. World Wide Web Consortium. </w:t>
       </w:r>
+      <w:proofErr w:type="spellStart"/>
       <w:r>
         <w:rPr>
           <w:rFonts w:ascii="Arial" w:hAnsi="Arial" w:cs="Arial"/>
           <w:color w:val="5F497A" w:themeColor="accent4" w:themeShade="BF"/>
           <w:lang w:val="en-US"/>
         </w:rPr>
-        <w:t xml:space="preserve">Recuperado de: </w:t>
+        <w:t>Recuperado</w:t>
+      </w:r>
+      <w:proofErr w:type="spellEnd"/>
+      <w:r>
+        <w:rPr>
+          <w:rFonts w:ascii="Arial" w:hAnsi="Arial" w:cs="Arial"/>
+          <w:color w:val="5F497A" w:themeColor="accent4" w:themeShade="BF"/>
+          <w:lang w:val="en-US"/>
+        </w:rPr>
+        <w:t xml:space="preserve"> de: </w:t>
       </w:r>
       <w:hyperlink r:id="rId17" w:tgtFrame="_new" w:history="1">
         <w:r>

--- a/02. NET/0.2 RESTFUL .NET/01. UML/01. ERS/ERS_Conversion_RESTFUL_DOTNET_GR07.docx
+++ b/02. NET/0.2 RESTFUL .NET/01. UML/01. ERS/ERS_Conversion_RESTFUL_DOTNET_GR07.docx
@@ -29935,22 +29935,6 @@
         <w:ind w:left="720"/>
       </w:pPr>
       <w:r>
-        <w:t xml:space="preserve">En caso de habilitar persistencia de datos mediante </w:t>
-      </w:r>
-      <w:proofErr w:type="spellStart"/>
-      <w:r>
-        <w:t>MariaDB</w:t>
-      </w:r>
-      <w:proofErr w:type="spellEnd"/>
-      <w:r>
-        <w:t xml:space="preserve"> (opcional), el sistema podrá almacenar y consultar historial de conversiones realizadas por los usuarios, permitiendo visualizar operaciones ejecutadas previamente.</w:t>
-      </w:r>
-    </w:p>
-    <w:p>
-      <w:pPr>
-        <w:ind w:left="720"/>
-      </w:pPr>
-      <w:r>
         <w:t>Finalmente, el sistema deberá mantener consistencia en los resultados mostrados entre todos los clientes conectados a la API REST, garantizando precisión y uniformidad en las conversiones realizadas.</w:t>
       </w:r>
     </w:p>
@@ -29974,7 +29958,6 @@
       </w:pPr>
       <w:bookmarkStart w:id="67" w:name="_Toc229416171"/>
       <w:r>
-        <w:lastRenderedPageBreak/>
         <w:t xml:space="preserve">8.4.1 </w:t>
       </w:r>
       <w:r>
@@ -29986,7 +29969,11 @@
       <w:bookmarkStart w:id="68" w:name="_4i7ojhp" w:colFirst="0" w:colLast="0"/>
       <w:bookmarkEnd w:id="68"/>
       <w:r>
-        <w:t>• Las restricciones de diseño del sistema de conversión de unidades de longitud, masa y temperatura se establecen con el objetivo de garantizar simplicidad, facilidad de uso y rendimiento eficiente en todas las plataformas implementadas.</w:t>
+        <w:t xml:space="preserve">• Las restricciones de diseño del sistema de conversión de unidades de longitud, masa y </w:t>
+      </w:r>
+      <w:r>
+        <w:lastRenderedPageBreak/>
+        <w:t>temperatura se establecen con el objetivo de garantizar simplicidad, facilidad de uso y rendimiento eficiente en todas las plataformas implementadas.</w:t>
       </w:r>
       <w:r>
         <w:br/>
@@ -30101,11 +30088,7 @@
         </w:numPr>
       </w:pPr>
       <w:r>
-        <w:t xml:space="preserve">Se recomienda utilizar equipos con mayores capacidades de procesamiento y </w:t>
-      </w:r>
-      <w:r>
-        <w:lastRenderedPageBreak/>
-        <w:t xml:space="preserve">memoria cuando el sistema sea desplegado en entornos web, servicios </w:t>
+        <w:t xml:space="preserve">Se recomienda utilizar equipos con mayores capacidades de procesamiento y memoria cuando el sistema sea desplegado en entornos web, servicios </w:t>
       </w:r>
       <w:r>
         <w:t>REST</w:t>
@@ -30123,6 +30106,7 @@
         </w:numPr>
       </w:pPr>
       <w:r>
+        <w:lastRenderedPageBreak/>
         <w:t>Por este motivo, el sistema debe diseñarse considerando compatibilidad y adaptabilidad con diferentes capacidades de hardware, permitiendo futuras mejoras o ampliaciones tecnológicas sin afectar su funcionamiento principal.</w:t>
       </w:r>
     </w:p>
@@ -30353,7 +30337,6 @@
         <w:ind w:left="720"/>
       </w:pPr>
       <w:r>
-        <w:lastRenderedPageBreak/>
         <w:t>Las interfaces en las distintas plataformas deben contemplar:</w:t>
       </w:r>
     </w:p>
@@ -30369,6 +30352,7 @@
         <w:ind w:left="720"/>
       </w:pPr>
       <w:r>
+        <w:lastRenderedPageBreak/>
         <w:t>• Botones claramente identificados para seleccionar el tipo de conversión (Longitud, Masa, Temperatura).</w:t>
       </w:r>
     </w:p>
@@ -30630,7 +30614,6 @@
           <w:rStyle w:val="Textoennegrita"/>
           <w:rFonts w:ascii="Arial" w:hAnsi="Arial" w:cs="Arial"/>
         </w:rPr>
-        <w:lastRenderedPageBreak/>
         <w:t>Servidor de ejecución (si aplica):</w:t>
       </w:r>
     </w:p>
@@ -30647,6 +30630,7 @@
         <w:rPr>
           <w:rFonts w:ascii="Arial" w:hAnsi="Arial" w:cs="Arial"/>
         </w:rPr>
+        <w:lastRenderedPageBreak/>
         <w:t xml:space="preserve">En una arquitectura cliente-servidor, el </w:t>
       </w:r>
       <w:proofErr w:type="spellStart"/>
@@ -30835,11 +30819,7 @@
         <w:ind w:left="1356" w:firstLine="0"/>
       </w:pPr>
       <w:r>
-        <w:t xml:space="preserve">• Se recomienda aplicar una arquitectura tipo MVC (Modelo–Vista–Controlador) para separar la lógica de negocio de la interfaz, mejorando el </w:t>
-      </w:r>
-      <w:r>
-        <w:lastRenderedPageBreak/>
-        <w:t>mantenimiento y escalabilidad del sistema.</w:t>
+        <w:t>• Se recomienda aplicar una arquitectura tipo MVC (Modelo–Vista–Controlador) para separar la lógica de negocio de la interfaz, mejorando el mantenimiento y escalabilidad del sistema.</w:t>
       </w:r>
     </w:p>
     <w:p>
@@ -30848,6 +30828,7 @@
         <w:ind w:left="1356" w:firstLine="0"/>
       </w:pPr>
       <w:r>
+        <w:lastRenderedPageBreak/>
         <w:t>• Es importante realizar pruebas de usabilidad con usuarios finales para asegurar que la interfaz sea intuitiva, sencilla y fácil de entender en cualquier tipo de dispositivo.</w:t>
       </w:r>
     </w:p>
